--- a/Quanta, Actually - SERIES/QED Course/chapters/Lesson 18 Klein–Gordon Equation.docx
+++ b/Quanta, Actually - SERIES/QED Course/chapters/Lesson 18 Klein–Gordon Equation.docx
@@ -17,7 +17,7 @@
         <w:jc w:val="center"/>
       </w:pPr>
       <w:r>
-        <w:t>Lesson 18 of the Complete Quantum Electrodynamics Course</w:t>
+        <w:t>Lesson 18 of Quantum, Actually, Volume 2: A QED Course</w:t>
       </w:r>
     </w:p>
     <w:p>
@@ -74,7 +74,16 @@
     </w:p>
     <w:p>
       <w:r>
-        <w:t>Lesson 12 built the Schrödinger equation from the nonrelativistic energy relation E = p²/2m and flagged, in its closing section, that the result cannot be Lorentz covariant. The most direct fix is to start over with the correct relativistic relation, E² = |p|² + m² from Lesson 3, and apply the same operator correspondence, E → i∂_t, p → −i∇, used before. This lesson carries that program through completely: it derives the resulting equation, solves it for a free particle, and finds its plane-wave spectrum matches every requirement of special relativity.</w:t>
+        <w:t>Lesson 12 built the Schrödinger equation from the nonrelativistic energy relation E = p²/2m and flagged, in its closing section, that the result cannot be Lorentz covariant. The most direct fix is to start over with the correct relativistic relation, E² = |p|² + m² from Lesson 3, and apply the same operator correspondence, E → i∂</w:t>
+      </w:r>
+      <w:r>
+        <w:rPr>
+          <w:vertAlign w:val="subscript"/>
+        </w:rPr>
+        <w:t>t</w:t>
+      </w:r>
+      <w:r>
+        <w:t>, p → −i∇, used before. This lesson carries that program through completely: it derives the resulting equation, solves it for a free particle, and finds its plane-wave spectrum matches every requirement of special relativity.</w:t>
       </w:r>
     </w:p>
     <w:p>
@@ -272,7 +281,22 @@
           </w:tcPr>
           <w:p>
             <w:r>
-              <w:t>□ = ∂_μ∂^μ</w:t>
+              <w:t>□ = ∂</w:t>
+            </w:r>
+            <w:r>
+              <w:rPr>
+                <w:vertAlign w:val="subscript"/>
+              </w:rPr>
+              <w:t>μ</w:t>
+            </w:r>
+            <w:r>
+              <w:t>∂</w:t>
+            </w:r>
+            <w:r>
+              <w:rPr>
+                <w:vertAlign w:val="superscript"/>
+              </w:rPr>
+              <w:t>μ</w:t>
             </w:r>
           </w:p>
         </w:tc>
@@ -290,7 +314,16 @@
           </w:tcPr>
           <w:p>
             <w:r>
-              <w:t>d'Alembertian, ∂_t² − ∇² (Lesson 4)</w:t>
+              <w:t>d'Alembertian, ∂</w:t>
+            </w:r>
+            <w:r>
+              <w:rPr>
+                <w:vertAlign w:val="subscript"/>
+              </w:rPr>
+              <w:t>t</w:t>
+            </w:r>
+            <w:r>
+              <w:t>² − ∇² (Lesson 4)</w:t>
             </w:r>
           </w:p>
         </w:tc>
@@ -346,7 +379,16 @@
           </w:tcPr>
           <w:p>
             <w:r>
-              <w:t>E_p = +√(|p|²+m²)</w:t>
+              <w:t>E</w:t>
+            </w:r>
+            <w:r>
+              <w:rPr>
+                <w:vertAlign w:val="subscript"/>
+              </w:rPr>
+              <w:t>p</w:t>
+            </w:r>
+            <w:r>
+              <w:t xml:space="preserve"> = +√(|p|²+m²)</w:t>
             </w:r>
           </w:p>
         </w:tc>
@@ -383,7 +425,16 @@
           </w:tcPr>
           <w:p>
             <w:r>
-              <w:t>j^μ = (ρ, j)</w:t>
+              <w:t>j</w:t>
+            </w:r>
+            <w:r>
+              <w:rPr>
+                <w:vertAlign w:val="superscript"/>
+              </w:rPr>
+              <w:t>μ</w:t>
+            </w:r>
+            <w:r>
+              <w:t xml:space="preserve"> = (ρ, j)</w:t>
             </w:r>
           </w:p>
         </w:tc>
@@ -457,7 +508,13 @@
           </w:tcPr>
           <w:p>
             <w:r>
-              <w:t>ω_p</w:t>
+              <w:t>ω</w:t>
+            </w:r>
+            <w:r>
+              <w:rPr>
+                <w:vertAlign w:val="subscript"/>
+              </w:rPr>
+              <w:t>p</w:t>
             </w:r>
           </w:p>
         </w:tc>
@@ -474,7 +531,72 @@
           </w:tcPr>
           <w:p>
             <w:r>
-              <w:t>Alternative notation for E_p, used interchangeably with it</w:t>
+              <w:t>Alternative notation for E</w:t>
+            </w:r>
+            <w:r>
+              <w:rPr>
+                <w:vertAlign w:val="subscript"/>
+              </w:rPr>
+              <w:t>p</w:t>
+            </w:r>
+            <w:r>
+              <w:t>, used interchangeably with it</w:t>
+            </w:r>
+          </w:p>
+        </w:tc>
+      </w:tr>
+    </w:tbl>
+    <w:tbl>
+      <w:tblPr>
+        <w:tblW w:type="auto" w:w="0"/>
+        <w:jc w:val="center"/>
+        <w:tblLayout w:type="fixed"/>
+        <w:tblLook w:firstColumn="1" w:firstRow="1" w:lastColumn="0" w:lastRow="0" w:noHBand="0" w:noVBand="1" w:val="04A0"/>
+        <w:tblBorders>
+          <w:top w:val="single" w:sz="8" w:color="7FA7CF"/>
+          <w:left w:val="single" w:sz="8" w:color="7FA7CF"/>
+          <w:bottom w:val="single" w:sz="8" w:color="7FA7CF"/>
+          <w:right w:val="single" w:sz="8" w:color="7FA7CF"/>
+        </w:tblBorders>
+      </w:tblPr>
+      <w:tblGrid>
+        <w:gridCol w:w="9392"/>
+      </w:tblGrid>
+      <w:tr>
+        <w:tc>
+          <w:tcPr>
+            <w:tcW w:type="dxa" w:w="9392"/>
+            <w:shd w:fill="F3F7FB"/>
+            <w:tcMar>
+              <w:top w:w="140" w:type="dxa"/>
+              <w:start w:w="140" w:type="dxa"/>
+              <w:bottom w:w="140" w:type="dxa"/>
+              <w:end w:w="140" w:type="dxa"/>
+            </w:tcMar>
+          </w:tcPr>
+          <w:p>
+            <w:r>
+              <w:rPr>
+                <w:b/>
+                <w:color w:val="1F4E78"/>
+              </w:rPr>
+              <w:t>First pass: the result before the derivation</w:t>
+            </w:r>
+          </w:p>
+          <w:p>
+            <w:pPr>
+              <w:spacing w:after="60"/>
+            </w:pPr>
+            <w:r>
+              <w:t>Turning E² = p² + m² into a wave equation gives the Klein–Gordon equation (□ + m²)φ = 0. It is relativistic, but it allows negative energies and a probability density that can be negative.</w:t>
+            </w:r>
+          </w:p>
+          <w:p>
+            <w:pPr>
+              <w:spacing w:after="60"/>
+            </w:pPr>
+            <w:r>
+              <w:t>The problem is real, not a mistake in the derivation; Lessons 20, 23 and 32 resolve it.</w:t>
             </w:r>
           </w:p>
         </w:tc>
@@ -482,6 +604,11 @@
     </w:tbl>
     <w:p>
       <w:pPr>
+        <w:spacing w:after="80"/>
+      </w:pPr>
+    </w:p>
+    <w:p>
+      <w:pPr>
         <w:pStyle w:val="Heading2"/>
       </w:pPr>
       <w:r>
@@ -498,7 +625,16 @@
     </w:p>
     <w:p>
       <w:r>
-        <w:t>Apply the correspondence rule of Lesson 12, Section 1.2, E → i∂_t and p → −i∇ (ℏ = 1 from here on), to the relativistic energy relation of Lesson 3 rather than to its nonrelativistic limit.</w:t>
+        <w:t>Apply the correspondence rule of Lesson 12, Section 1.2, E → i∂</w:t>
+      </w:r>
+      <w:r>
+        <w:rPr>
+          <w:vertAlign w:val="subscript"/>
+        </w:rPr>
+        <w:t>t</w:t>
+      </w:r>
+      <w:r>
+        <w:t xml:space="preserve"> and p → −i∇ (ℏ = 1 from here on), to the relativistic energy relation of Lesson 3 rather than to its nonrelativistic limit.</w:t>
       </w:r>
     </w:p>
     <w:p>
@@ -841,7 +977,25 @@
     </w:p>
     <w:p>
       <w:r>
-        <w:t>Since □ = ∂_μ∂^μ is a Lorentz scalar operator (Lesson 4, Section 3.3) and m² is a Lorentz scalar constant, the equation (□+m²)φ = 0 has the same form in every inertial frame provided φ itself transforms as a scalar, φ′(x′) = φ(x). This is exactly the covariance test of Lesson 4, Section 7.2, now passed rather than failed: both terms are scalars, with matching (trivial) index structure on both sides.</w:t>
+        <w:t>Since □ = ∂</w:t>
+      </w:r>
+      <w:r>
+        <w:rPr>
+          <w:vertAlign w:val="subscript"/>
+        </w:rPr>
+        <w:t>μ</w:t>
+      </w:r>
+      <w:r>
+        <w:t>∂</w:t>
+      </w:r>
+      <w:r>
+        <w:rPr>
+          <w:vertAlign w:val="superscript"/>
+        </w:rPr>
+        <w:t>μ</w:t>
+      </w:r>
+      <w:r>
+        <w:t xml:space="preserve"> is a Lorentz scalar operator (Lesson 4, Section 3.3) and m² is a Lorentz scalar constant, the equation (□+m²)φ = 0 has the same form in every inertial frame provided φ itself transforms as a scalar, φ′(x′) = φ(x). This is exactly the covariance test of Lesson 4, Section 7.2, now passed rather than failed: both terms are scalars, with matching (trivial) index structure on both sides.</w:t>
       </w:r>
     </w:p>
     <w:p>
@@ -855,7 +1009,175 @@
     </w:p>
     <w:p>
       <w:r>
-        <w:t>Verify that a Lorentz boost leaves the equation's form unchanged. Under x^μ → x′^μ = Λ^μ_νx^ν, the chain rule gives ∂/∂x′^μ = (Λ⁻¹)^ν_μ∂/∂x^ν (Lesson 4, Exercise 4), so □′ = ∂′_μ∂′^μ = (Λ⁻¹)^ρ_μ(Λ⁻¹)^σ^μ∂_ρ∂_σ. Using the orthogonality-type relation for Λ⁻¹ analogous to ΛᵀgΛ=g (Lesson 4, Section 2.2), this collapses back to g^ρσ∂_ρ∂_σ = □, the same operator in the new frame; the equation (□+m²)φ=0 is therefore preserved.</w:t>
+        <w:t>Verify that a Lorentz boost leaves the equation's form unchanged. Under x</w:t>
+      </w:r>
+      <w:r>
+        <w:rPr>
+          <w:vertAlign w:val="superscript"/>
+        </w:rPr>
+        <w:t>μ</w:t>
+      </w:r>
+      <w:r>
+        <w:t xml:space="preserve"> → x′</w:t>
+      </w:r>
+      <w:r>
+        <w:rPr>
+          <w:vertAlign w:val="superscript"/>
+        </w:rPr>
+        <w:t>μ</w:t>
+      </w:r>
+      <w:r>
+        <w:t xml:space="preserve"> = Λ</w:t>
+      </w:r>
+      <w:r>
+        <w:rPr>
+          <w:vertAlign w:val="superscript"/>
+        </w:rPr>
+        <w:t>μ</w:t>
+      </w:r>
+      <w:r>
+        <w:rPr>
+          <w:vertAlign w:val="subscript"/>
+        </w:rPr>
+        <w:t>ν</w:t>
+      </w:r>
+      <w:r>
+        <w:t>x</w:t>
+      </w:r>
+      <w:r>
+        <w:rPr>
+          <w:vertAlign w:val="superscript"/>
+        </w:rPr>
+        <w:t>ν</w:t>
+      </w:r>
+      <w:r>
+        <w:t>, the chain rule gives ∂/∂x′</w:t>
+      </w:r>
+      <w:r>
+        <w:rPr>
+          <w:vertAlign w:val="superscript"/>
+        </w:rPr>
+        <w:t>μ</w:t>
+      </w:r>
+      <w:r>
+        <w:t xml:space="preserve"> = (Λ⁻¹)</w:t>
+      </w:r>
+      <w:r>
+        <w:rPr>
+          <w:vertAlign w:val="superscript"/>
+        </w:rPr>
+        <w:t>ν</w:t>
+      </w:r>
+      <w:r>
+        <w:rPr>
+          <w:vertAlign w:val="subscript"/>
+        </w:rPr>
+        <w:t>μ</w:t>
+      </w:r>
+      <w:r>
+        <w:t>∂/∂x</w:t>
+      </w:r>
+      <w:r>
+        <w:rPr>
+          <w:vertAlign w:val="superscript"/>
+        </w:rPr>
+        <w:t>ν</w:t>
+      </w:r>
+      <w:r>
+        <w:t xml:space="preserve"> (Lesson 4, Exercise 4), so □′ = ∂′</w:t>
+      </w:r>
+      <w:r>
+        <w:rPr>
+          <w:vertAlign w:val="subscript"/>
+        </w:rPr>
+        <w:t>μ</w:t>
+      </w:r>
+      <w:r>
+        <w:t>∂′</w:t>
+      </w:r>
+      <w:r>
+        <w:rPr>
+          <w:vertAlign w:val="superscript"/>
+        </w:rPr>
+        <w:t>μ</w:t>
+      </w:r>
+      <w:r>
+        <w:t xml:space="preserve"> = (Λ⁻¹)</w:t>
+      </w:r>
+      <w:r>
+        <w:rPr>
+          <w:vertAlign w:val="superscript"/>
+        </w:rPr>
+        <w:t>ρ</w:t>
+      </w:r>
+      <w:r>
+        <w:rPr>
+          <w:vertAlign w:val="subscript"/>
+        </w:rPr>
+        <w:t>μ</w:t>
+      </w:r>
+      <w:r>
+        <w:t>(Λ⁻¹)</w:t>
+      </w:r>
+      <w:r>
+        <w:rPr>
+          <w:vertAlign w:val="superscript"/>
+        </w:rPr>
+        <w:t>σ</w:t>
+      </w:r>
+      <w:r>
+        <w:rPr>
+          <w:vertAlign w:val="superscript"/>
+        </w:rPr>
+        <w:t>μ</w:t>
+      </w:r>
+      <w:r>
+        <w:t>∂</w:t>
+      </w:r>
+      <w:r>
+        <w:rPr>
+          <w:vertAlign w:val="subscript"/>
+        </w:rPr>
+        <w:t>ρ</w:t>
+      </w:r>
+      <w:r>
+        <w:t>∂</w:t>
+      </w:r>
+      <w:r>
+        <w:rPr>
+          <w:vertAlign w:val="subscript"/>
+        </w:rPr>
+        <w:t>σ</w:t>
+      </w:r>
+      <w:r>
+        <w:t>. Using the orthogonality-type relation for Λ⁻¹ analogous to ΛᵀgΛ=g (Lesson 4, Section 2.2), this collapses back to g</w:t>
+      </w:r>
+      <w:r>
+        <w:rPr>
+          <w:vertAlign w:val="superscript"/>
+        </w:rPr>
+        <w:t>ρσ</w:t>
+      </w:r>
+      <w:r>
+        <w:t>∂</w:t>
+      </w:r>
+      <w:r>
+        <w:rPr>
+          <w:vertAlign w:val="subscript"/>
+        </w:rPr>
+        <w:t>ρ</w:t>
+      </w:r>
+      <w:r>
+        <w:t>∂</w:t>
+      </w:r>
+      <w:r>
+        <w:rPr>
+          <w:vertAlign w:val="subscript"/>
+        </w:rPr>
+        <w:t>σ</w:t>
+      </w:r>
+      <w:r>
+        <w:t xml:space="preserve"> = □, the same operator in the new frame; the equation (□+m²)φ=0 is therefore preserved.</w:t>
       </w:r>
     </w:p>
     <w:p>
@@ -876,7 +1198,34 @@
     </w:p>
     <w:p>
       <w:r>
-        <w:t>Substitute a plane wave φ = N e^(−ip·x) = N e^(−i(Et−p·x)) (the sign convention of Lesson 4, Section 6.2). Each time derivative brings down −iE and each space derivative brings down ip, so ∂_t²φ = −E²φ and ∇²φ = −|p|²φ.</w:t>
+        <w:t>Substitute a plane wave φ = N e</w:t>
+      </w:r>
+      <w:r>
+        <w:rPr>
+          <w:vertAlign w:val="superscript"/>
+        </w:rPr>
+        <w:t>−ip·x</w:t>
+      </w:r>
+      <w:r>
+        <w:t xml:space="preserve"> = N e</w:t>
+      </w:r>
+      <w:r>
+        <w:rPr>
+          <w:vertAlign w:val="superscript"/>
+        </w:rPr>
+        <w:t>−i(Et−p·x)</w:t>
+      </w:r>
+      <w:r>
+        <w:t xml:space="preserve"> (the sign convention of Lesson 4, Section 6.2). Each time derivative brings down −iE and each space derivative brings down ip, so ∂</w:t>
+      </w:r>
+      <w:r>
+        <w:rPr>
+          <w:vertAlign w:val="subscript"/>
+        </w:rPr>
+        <w:t>t</w:t>
+      </w:r>
+      <w:r>
+        <w:t>²φ = −E²φ and ∇²φ = −|p|²φ.</w:t>
       </w:r>
     </w:p>
     <w:p>
@@ -1099,7 +1448,25 @@
     </w:p>
     <w:p>
       <w:r>
-        <w:t>Every spatial momentum p admits two solutions, one with positive energy E_p = +√(|p|²+m²) and one with negative energy −E_p. This is not a mathematical curiosity to be discarded; the equation is second order in time, so, as a classical harmonic oscillator's characteristic equation (Lesson 2, Section 6.3) has two roots, both frequencies are genuine solutions, and any complete set of solutions must include both branches.</w:t>
+        <w:t>Every spatial momentum p admits two solutions, one with positive energy E</w:t>
+      </w:r>
+      <w:r>
+        <w:rPr>
+          <w:vertAlign w:val="subscript"/>
+        </w:rPr>
+        <w:t>p</w:t>
+      </w:r>
+      <w:r>
+        <w:t xml:space="preserve"> = +√(|p|²+m²) and one with negative energy −E</w:t>
+      </w:r>
+      <w:r>
+        <w:rPr>
+          <w:vertAlign w:val="subscript"/>
+        </w:rPr>
+        <w:t>p</w:t>
+      </w:r>
+      <w:r>
+        <w:t>. This is not a mathematical curiosity to be discarded; the equation is second order in time, so, as a classical harmonic oscillator's characteristic equation (Lesson 2, Section 6.3) has two roots, both frequencies are genuine solutions, and any complete set of solutions must include both branches.</w:t>
       </w:r>
     </w:p>
     <w:p>
@@ -1126,7 +1493,34 @@
     </w:p>
     <w:p>
       <w:r>
-        <w:t>For a particle at rest, p = 0, find both solutions explicitly. The dispersion relation gives E = ±m, so φ = Ne^(∓imt) (using the sign convention of Section 2.1, the positive-energy solution has φ = Ne^(−imt) and the negative-energy solution has φ = Ne^(+imt)). Both oscillate at the particle's rest-mass frequency, matching the intuition that mc² is the rest energy (Lesson 3); the negative-energy solution oscillates at the same frequency but with the opposite sign of energy, not with any obviously different physical behavior visible from the wave function's shape alone, which is part of why the problem is subtle rather than immediately obvious.</w:t>
+        <w:t>For a particle at rest, p = 0, find both solutions explicitly. The dispersion relation gives E = ±m, so φ = Ne</w:t>
+      </w:r>
+      <w:r>
+        <w:rPr>
+          <w:vertAlign w:val="superscript"/>
+        </w:rPr>
+        <w:t>∓imt</w:t>
+      </w:r>
+      <w:r>
+        <w:t xml:space="preserve"> (using the sign convention of Section 2.1, the positive-energy solution has φ = Ne</w:t>
+      </w:r>
+      <w:r>
+        <w:rPr>
+          <w:vertAlign w:val="superscript"/>
+        </w:rPr>
+        <w:t>−imt</w:t>
+      </w:r>
+      <w:r>
+        <w:t xml:space="preserve"> and the negative-energy solution has φ = Ne</w:t>
+      </w:r>
+      <w:r>
+        <w:rPr>
+          <w:vertAlign w:val="superscript"/>
+        </w:rPr>
+        <w:t>+imt</w:t>
+      </w:r>
+      <w:r>
+        <w:t>). Both oscillate at the particle's rest-mass frequency, matching the intuition that mc² is the rest energy (Lesson 3); the negative-energy solution oscillates at the same frequency but with the opposite sign of energy, not with any obviously different physical behavior visible from the wave function's shape alone, which is part of why the problem is subtle rather than immediately obvious.</w:t>
       </w:r>
     </w:p>
     <w:p>
@@ -1147,7 +1541,34 @@
     </w:p>
     <w:p>
       <w:r>
-        <w:t>Following the method of Lesson 10, Section 3.1, seek a current j^μ satisfying ∂_μj^μ = 0 whenever φ solves the Klein–Gordon equation. Multiply the equation by φ* and subtract the complex conjugate equation multiplied by φ.</w:t>
+        <w:t>Following the method of Lesson 10, Section 3.1, seek a current j</w:t>
+      </w:r>
+      <w:r>
+        <w:rPr>
+          <w:vertAlign w:val="superscript"/>
+        </w:rPr>
+        <w:t>μ</w:t>
+      </w:r>
+      <w:r>
+        <w:t xml:space="preserve"> satisfying ∂</w:t>
+      </w:r>
+      <w:r>
+        <w:rPr>
+          <w:vertAlign w:val="subscript"/>
+        </w:rPr>
+        <w:t>μ</w:t>
+      </w:r>
+      <w:r>
+        <w:t>j</w:t>
+      </w:r>
+      <w:r>
+        <w:rPr>
+          <w:vertAlign w:val="superscript"/>
+        </w:rPr>
+        <w:t>μ</w:t>
+      </w:r>
+      <w:r>
+        <w:t xml:space="preserve"> = 0 whenever φ solves the Klein–Gordon equation. Multiply the equation by φ* and subtract the complex conjugate equation multiplied by φ.</w:t>
       </w:r>
     </w:p>
     <w:p>
@@ -1318,7 +1739,61 @@
     </w:p>
     <w:p>
       <w:r>
-        <w:t>Defining j^μ = i(φ*∂^μφ − φ∂^μφ*) (the factor of i chosen so that j^μ is real, since the bracket is purely imaginary, being the difference of a quantity and its own complex conjugate up to sign), this satisfies ∂_μj^μ = 0, a genuine conserved current in exactly the sense of Lesson 7's charge conservation and Lesson 10's probability conservation.</w:t>
+        <w:t>Defining j</w:t>
+      </w:r>
+      <w:r>
+        <w:rPr>
+          <w:vertAlign w:val="superscript"/>
+        </w:rPr>
+        <w:t>μ</w:t>
+      </w:r>
+      <w:r>
+        <w:t xml:space="preserve"> = i(φ*∂</w:t>
+      </w:r>
+      <w:r>
+        <w:rPr>
+          <w:vertAlign w:val="superscript"/>
+        </w:rPr>
+        <w:t>μ</w:t>
+      </w:r>
+      <w:r>
+        <w:t>φ − φ∂</w:t>
+      </w:r>
+      <w:r>
+        <w:rPr>
+          <w:vertAlign w:val="superscript"/>
+        </w:rPr>
+        <w:t>μ</w:t>
+      </w:r>
+      <w:r>
+        <w:t>φ*) (the factor of i chosen so that j</w:t>
+      </w:r>
+      <w:r>
+        <w:rPr>
+          <w:vertAlign w:val="superscript"/>
+        </w:rPr>
+        <w:t>μ</w:t>
+      </w:r>
+      <w:r>
+        <w:t xml:space="preserve"> is real, since the bracket is purely imaginary, being the difference of a quantity and its own complex conjugate up to sign), this satisfies ∂</w:t>
+      </w:r>
+      <w:r>
+        <w:rPr>
+          <w:vertAlign w:val="subscript"/>
+        </w:rPr>
+        <w:t>μ</w:t>
+      </w:r>
+      <w:r>
+        <w:t>j</w:t>
+      </w:r>
+      <w:r>
+        <w:rPr>
+          <w:vertAlign w:val="superscript"/>
+        </w:rPr>
+        <w:t>μ</w:t>
+      </w:r>
+      <w:r>
+        <w:t xml:space="preserve"> = 0, a genuine conserved current in exactly the sense of Lesson 7's charge conservation and Lesson 10's probability conservation.</w:t>
       </w:r>
     </w:p>
     <w:p>
@@ -1403,7 +1878,88 @@
     </w:p>
     <w:p>
       <w:r>
-        <w:t>For the positive-energy plane wave φ = Ne^(−iE_pt+ip·x), ρ = i(φ*(−iE_p)φ − φ(iE_p)φ*) = 2E_p|N|², positive, as hoped. But for the negative-energy plane wave φ = Ne^(iE_pt+ip·x) (using E → −E_p in the exponent, per Section 2.1), the same calculation gives ρ = i(φ*(iE_p)φ − φ(−iE_p)φ*) = −2E_p|N|², negative. The quantity ρ, meant to be interpreted as a probability density as in Lesson 10, can be negative, which is nonsensical for a probability.</w:t>
+        <w:t>For the positive-energy plane wave φ = Ne</w:t>
+      </w:r>
+      <w:r>
+        <w:rPr>
+          <w:vertAlign w:val="superscript"/>
+        </w:rPr>
+        <w:t>−iEₚt+ip·x</w:t>
+      </w:r>
+      <w:r>
+        <w:t>, ρ = i(φ*(−iE</w:t>
+      </w:r>
+      <w:r>
+        <w:rPr>
+          <w:vertAlign w:val="subscript"/>
+        </w:rPr>
+        <w:t>p</w:t>
+      </w:r>
+      <w:r>
+        <w:t>)φ − φ(iE</w:t>
+      </w:r>
+      <w:r>
+        <w:rPr>
+          <w:vertAlign w:val="subscript"/>
+        </w:rPr>
+        <w:t>p</w:t>
+      </w:r>
+      <w:r>
+        <w:t>)φ*) = 2E</w:t>
+      </w:r>
+      <w:r>
+        <w:rPr>
+          <w:vertAlign w:val="subscript"/>
+        </w:rPr>
+        <w:t>p</w:t>
+      </w:r>
+      <w:r>
+        <w:t>|N|², positive, as hoped. But for the negative-energy plane wave φ = Ne</w:t>
+      </w:r>
+      <w:r>
+        <w:rPr>
+          <w:vertAlign w:val="superscript"/>
+        </w:rPr>
+        <w:t>iEₚt+ip·x</w:t>
+      </w:r>
+      <w:r>
+        <w:t xml:space="preserve"> (using E → −E</w:t>
+      </w:r>
+      <w:r>
+        <w:rPr>
+          <w:vertAlign w:val="subscript"/>
+        </w:rPr>
+        <w:t>p</w:t>
+      </w:r>
+      <w:r>
+        <w:t xml:space="preserve"> in the exponent, per Section 2.1), the same calculation gives ρ = i(φ*(iE</w:t>
+      </w:r>
+      <w:r>
+        <w:rPr>
+          <w:vertAlign w:val="subscript"/>
+        </w:rPr>
+        <w:t>p</w:t>
+      </w:r>
+      <w:r>
+        <w:t>)φ − φ(−iE</w:t>
+      </w:r>
+      <w:r>
+        <w:rPr>
+          <w:vertAlign w:val="subscript"/>
+        </w:rPr>
+        <w:t>p</w:t>
+      </w:r>
+      <w:r>
+        <w:t>)φ*) = −2E</w:t>
+      </w:r>
+      <w:r>
+        <w:rPr>
+          <w:vertAlign w:val="subscript"/>
+        </w:rPr>
+        <w:t>p</w:t>
+      </w:r>
+      <w:r>
+        <w:t>|N|², negative. The quantity ρ, meant to be interpreted as a probability density as in Lesson 10, can be negative, which is nonsensical for a probability.</w:t>
       </w:r>
     </w:p>
     <w:p>
@@ -1417,7 +1973,133 @@
     </w:p>
     <w:p>
       <w:r>
-        <w:t>Verify the sign of ρ for the negative-energy plane wave by direct substitution. With φ = Ne^(iE_pt+ip·x), ∂_tφ = iE_pφ, so φ*∂_tφ = iE_p|φ|² and φ∂_tφ* (using ∂_tφ* = −iE_pφ*) = −iE_p|φ|². Then ρ = i(iE_p|φ|² − (−iE_p|φ|²)) = i(2iE_p|φ|²) = −2E_p|φ|², confirming the negative sign for E_p &gt; 0.</w:t>
+        <w:t>Verify the sign of ρ for the negative-energy plane wave by direct substitution. With φ = Ne</w:t>
+      </w:r>
+      <w:r>
+        <w:rPr>
+          <w:vertAlign w:val="superscript"/>
+        </w:rPr>
+        <w:t>iEₚt+ip·x</w:t>
+      </w:r>
+      <w:r>
+        <w:t>, ∂</w:t>
+      </w:r>
+      <w:r>
+        <w:rPr>
+          <w:vertAlign w:val="subscript"/>
+        </w:rPr>
+        <w:t>t</w:t>
+      </w:r>
+      <w:r>
+        <w:t>φ = iE</w:t>
+      </w:r>
+      <w:r>
+        <w:rPr>
+          <w:vertAlign w:val="subscript"/>
+        </w:rPr>
+        <w:t>p</w:t>
+      </w:r>
+      <w:r>
+        <w:t>φ, so φ*∂</w:t>
+      </w:r>
+      <w:r>
+        <w:rPr>
+          <w:vertAlign w:val="subscript"/>
+        </w:rPr>
+        <w:t>t</w:t>
+      </w:r>
+      <w:r>
+        <w:t>φ = iE</w:t>
+      </w:r>
+      <w:r>
+        <w:rPr>
+          <w:vertAlign w:val="subscript"/>
+        </w:rPr>
+        <w:t>p</w:t>
+      </w:r>
+      <w:r>
+        <w:t>|φ|² and φ∂</w:t>
+      </w:r>
+      <w:r>
+        <w:rPr>
+          <w:vertAlign w:val="subscript"/>
+        </w:rPr>
+        <w:t>t</w:t>
+      </w:r>
+      <w:r>
+        <w:t>φ* (using ∂</w:t>
+      </w:r>
+      <w:r>
+        <w:rPr>
+          <w:vertAlign w:val="subscript"/>
+        </w:rPr>
+        <w:t>t</w:t>
+      </w:r>
+      <w:r>
+        <w:t>φ* = −iE</w:t>
+      </w:r>
+      <w:r>
+        <w:rPr>
+          <w:vertAlign w:val="subscript"/>
+        </w:rPr>
+        <w:t>p</w:t>
+      </w:r>
+      <w:r>
+        <w:t>φ*) = −iE</w:t>
+      </w:r>
+      <w:r>
+        <w:rPr>
+          <w:vertAlign w:val="subscript"/>
+        </w:rPr>
+        <w:t>p</w:t>
+      </w:r>
+      <w:r>
+        <w:t>|φ|². Then ρ = i(iE</w:t>
+      </w:r>
+      <w:r>
+        <w:rPr>
+          <w:vertAlign w:val="subscript"/>
+        </w:rPr>
+        <w:t>p</w:t>
+      </w:r>
+      <w:r>
+        <w:t>|φ|² − (−iE</w:t>
+      </w:r>
+      <w:r>
+        <w:rPr>
+          <w:vertAlign w:val="subscript"/>
+        </w:rPr>
+        <w:t>p</w:t>
+      </w:r>
+      <w:r>
+        <w:t>|φ|²)) = i(2iE</w:t>
+      </w:r>
+      <w:r>
+        <w:rPr>
+          <w:vertAlign w:val="subscript"/>
+        </w:rPr>
+        <w:t>p</w:t>
+      </w:r>
+      <w:r>
+        <w:t>|φ|²) = −2E</w:t>
+      </w:r>
+      <w:r>
+        <w:rPr>
+          <w:vertAlign w:val="subscript"/>
+        </w:rPr>
+        <w:t>p</w:t>
+      </w:r>
+      <w:r>
+        <w:t>|φ|², confirming the negative sign for E</w:t>
+      </w:r>
+      <w:r>
+        <w:rPr>
+          <w:vertAlign w:val="subscript"/>
+        </w:rPr>
+        <w:t>p</w:t>
+      </w:r>
+      <w:r>
+        <w:t xml:space="preserve"> &gt; 0.</w:t>
       </w:r>
     </w:p>
     <w:p>
@@ -1430,7 +2112,25 @@
     </w:p>
     <w:p>
       <w:r>
-        <w:t>The sign problem cannot be fixed by an alternative choice of current, because it traces directly back to the equation being second order in time: a second-order equation requires both φ and ∂_tφ as independent initial data (unlike the first-order Schrödinger equation, where ψ(x,0) alone determines all later times), and this extra freedom is exactly what allows ρ, built from a bilinear combination of φ and its time derivative, to take either sign depending on the relative phase between them. Any current built to be conserved for a second-order equation of this general type will inherit this feature; it is not a defect of one particular choice of j^μ but a structural feature of the equation itself.</w:t>
+        <w:t>The sign problem cannot be fixed by an alternative choice of current, because it traces directly back to the equation being second order in time: a second-order equation requires both φ and ∂</w:t>
+      </w:r>
+      <w:r>
+        <w:rPr>
+          <w:vertAlign w:val="subscript"/>
+        </w:rPr>
+        <w:t>t</w:t>
+      </w:r>
+      <w:r>
+        <w:t>φ as independent initial data (unlike the first-order Schrödinger equation, where ψ(x,0) alone determines all later times), and this extra freedom is exactly what allows ρ, built from a bilinear combination of φ and its time derivative, to take either sign depending on the relative phase between them. Any current built to be conserved for a second-order equation of this general type will inherit this feature; it is not a defect of one particular choice of j</w:t>
+      </w:r>
+      <w:r>
+        <w:rPr>
+          <w:vertAlign w:val="superscript"/>
+        </w:rPr>
+        <w:t>μ</w:t>
+      </w:r>
+      <w:r>
+        <w:t xml:space="preserve"> but a structural feature of the equation itself.</w:t>
       </w:r>
     </w:p>
     <w:p>
@@ -1444,7 +2144,61 @@
     </w:p>
     <w:p>
       <w:r>
-        <w:t>Show concretely that a general real solution can have ρ of either sign. Take φ = a e^(−iE_pt+ip·x) + b e^(iE_pt+ip·x) (a superposition of positive and negative energy modes with the same p). Computing ρ = i(φ*∂_tφ−φ∂_tφ*) produces a term 2E_p(|a|²−|b|²) from the two modes separately, plus interference terms oscillating at frequency 2E_p; for |b|&gt;|a|, even the non-oscillating part of ρ is negative, confirming that the sign is not fixed once and for all but depends on the state, precisely because both modes are independently present as allowed data.</w:t>
+        <w:t>Show concretely that a general real solution can have ρ of either sign. Take φ = a e</w:t>
+      </w:r>
+      <w:r>
+        <w:rPr>
+          <w:vertAlign w:val="superscript"/>
+        </w:rPr>
+        <w:t>−iEₚt+ip·x</w:t>
+      </w:r>
+      <w:r>
+        <w:t xml:space="preserve"> + b e</w:t>
+      </w:r>
+      <w:r>
+        <w:rPr>
+          <w:vertAlign w:val="superscript"/>
+        </w:rPr>
+        <w:t>iEₚt+ip·x</w:t>
+      </w:r>
+      <w:r>
+        <w:t xml:space="preserve"> (a superposition of positive and negative energy modes with the same p). Computing ρ = i(φ*∂</w:t>
+      </w:r>
+      <w:r>
+        <w:rPr>
+          <w:vertAlign w:val="subscript"/>
+        </w:rPr>
+        <w:t>t</w:t>
+      </w:r>
+      <w:r>
+        <w:t>φ−φ∂</w:t>
+      </w:r>
+      <w:r>
+        <w:rPr>
+          <w:vertAlign w:val="subscript"/>
+        </w:rPr>
+        <w:t>t</w:t>
+      </w:r>
+      <w:r>
+        <w:t>φ*) produces a term 2E</w:t>
+      </w:r>
+      <w:r>
+        <w:rPr>
+          <w:vertAlign w:val="subscript"/>
+        </w:rPr>
+        <w:t>p</w:t>
+      </w:r>
+      <w:r>
+        <w:t>(|a|²−|b|²) from the two modes separately, plus interference terms oscillating at frequency 2E</w:t>
+      </w:r>
+      <w:r>
+        <w:rPr>
+          <w:vertAlign w:val="subscript"/>
+        </w:rPr>
+        <w:t>p</w:t>
+      </w:r>
+      <w:r>
+        <w:t>; for |b|&gt;|a|, even the non-oscillating part of ρ is negative, confirming that the sign is not fixed once and for all but depends on the state, precisely because both modes are independently present as allowed data.</w:t>
       </w:r>
     </w:p>
     <w:p>
@@ -1558,7 +2312,16 @@
     </w:p>
     <w:p>
       <w:r>
-        <w:t>As for the free particle, each spatial mode carries a positive and a negative branch. In the nonrelativistic limit |p| ≪ m, expanding as in Lesson 3, Worked example 5, E_(n) ≈ ±m ± |p|²/2m: the positive branch reproduces a rest energy m plus the familiar nonrelativistic kinetic energy of Lesson 12's particle in a box, while the negative branch is simply the mirror image, −m minus the same kinetic energy, again present as a fully legitimate but physically troubling mode.</w:t>
+        <w:t>As for the free particle, each spatial mode carries a positive and a negative branch. In the nonrelativistic limit |p| ≪ m, expanding as in Lesson 3, Worked example 5, E</w:t>
+      </w:r>
+      <w:r>
+        <w:rPr>
+          <w:vertAlign w:val="subscript"/>
+        </w:rPr>
+        <w:t>(n)</w:t>
+      </w:r>
+      <w:r>
+        <w:t xml:space="preserve"> ≈ ±m ± |p|²/2m: the positive branch reproduces a rest energy m plus the familiar nonrelativistic kinetic energy of Lesson 12's particle in a box, while the negative branch is simply the mirror image, −m minus the same kinetic energy, again present as a fully legitimate but physically troubling mode.</w:t>
       </w:r>
     </w:p>
     <w:p>
@@ -1593,7 +2356,16 @@
     </w:p>
     <w:p>
       <w:r>
-        <w:t>To see the Schrödinger equation emerge from the Klein–Gordon equation in the appropriate limit, write φ(x,t) = e^(−imt)ψ(x,t), factoring out the rapid oscillation at the rest-mass frequency and leaving ψ to describe only the remaining, slower dynamics, exactly the physical content of the nonrelativistic approximation |p| ≪ m used throughout Lesson 3.</w:t>
+        <w:t>To see the Schrödinger equation emerge from the Klein–Gordon equation in the appropriate limit, write φ(x,t) = e</w:t>
+      </w:r>
+      <w:r>
+        <w:rPr>
+          <w:vertAlign w:val="superscript"/>
+        </w:rPr>
+        <w:t>−imt</w:t>
+      </w:r>
+      <w:r>
+        <w:t>ψ(x,t), factoring out the rapid oscillation at the rest-mass frequency and leaving ψ to describe only the remaining, slower dynamics, exactly the physical content of the nonrelativistic approximation |p| ≪ m used throughout Lesson 3.</w:t>
       </w:r>
     </w:p>
     <w:p>
@@ -1606,7 +2378,79 @@
     </w:p>
     <w:p>
       <w:r>
-        <w:t>Substituting into (∂_t²−∇²+m²)φ=0 and using the product rule, ∂_tφ = e^(−imt)(−imψ+∂_tψ), and ∂_t²φ = e^(−imt)(−m²ψ−2im∂_tψ+∂_t²ψ). The equation becomes</w:t>
+        <w:t>Substituting into (∂</w:t>
+      </w:r>
+      <w:r>
+        <w:rPr>
+          <w:vertAlign w:val="subscript"/>
+        </w:rPr>
+        <w:t>t</w:t>
+      </w:r>
+      <w:r>
+        <w:t>²−∇²+m²)φ=0 and using the product rule, ∂</w:t>
+      </w:r>
+      <w:r>
+        <w:rPr>
+          <w:vertAlign w:val="subscript"/>
+        </w:rPr>
+        <w:t>t</w:t>
+      </w:r>
+      <w:r>
+        <w:t>φ = e</w:t>
+      </w:r>
+      <w:r>
+        <w:rPr>
+          <w:vertAlign w:val="superscript"/>
+        </w:rPr>
+        <w:t>−imt</w:t>
+      </w:r>
+      <w:r>
+        <w:t>(−imψ+∂</w:t>
+      </w:r>
+      <w:r>
+        <w:rPr>
+          <w:vertAlign w:val="subscript"/>
+        </w:rPr>
+        <w:t>t</w:t>
+      </w:r>
+      <w:r>
+        <w:t>ψ), and ∂</w:t>
+      </w:r>
+      <w:r>
+        <w:rPr>
+          <w:vertAlign w:val="subscript"/>
+        </w:rPr>
+        <w:t>t</w:t>
+      </w:r>
+      <w:r>
+        <w:t>²φ = e</w:t>
+      </w:r>
+      <w:r>
+        <w:rPr>
+          <w:vertAlign w:val="superscript"/>
+        </w:rPr>
+        <w:t>−imt</w:t>
+      </w:r>
+      <w:r>
+        <w:t>(−m²ψ−2im∂</w:t>
+      </w:r>
+      <w:r>
+        <w:rPr>
+          <w:vertAlign w:val="subscript"/>
+        </w:rPr>
+        <w:t>t</w:t>
+      </w:r>
+      <w:r>
+        <w:t>ψ+∂</w:t>
+      </w:r>
+      <w:r>
+        <w:rPr>
+          <w:vertAlign w:val="subscript"/>
+        </w:rPr>
+        <w:t>t</w:t>
+      </w:r>
+      <w:r>
+        <w:t>²ψ). The equation becomes</w:t>
       </w:r>
     </w:p>
     <w:p>
@@ -1787,7 +2631,43 @@
     </w:p>
     <w:p>
       <w:r>
-        <w:t>If ψ varies slowly compared with the rest-mass timescale 1/m (the nonrelativistic assumption, quantified as |∂_t²ψ| ≪ m|∂_tψ|), the ∂_t²ψ term is negligible compared with the 2im∂_tψ term, leaving</w:t>
+        <w:t>If ψ varies slowly compared with the rest-mass timescale 1/m (the nonrelativistic assumption, quantified as |∂</w:t>
+      </w:r>
+      <w:r>
+        <w:rPr>
+          <w:vertAlign w:val="subscript"/>
+        </w:rPr>
+        <w:t>t</w:t>
+      </w:r>
+      <w:r>
+        <w:t>²ψ| ≪ m|∂</w:t>
+      </w:r>
+      <w:r>
+        <w:rPr>
+          <w:vertAlign w:val="subscript"/>
+        </w:rPr>
+        <w:t>t</w:t>
+      </w:r>
+      <w:r>
+        <w:t>ψ|), the ∂</w:t>
+      </w:r>
+      <w:r>
+        <w:rPr>
+          <w:vertAlign w:val="subscript"/>
+        </w:rPr>
+        <w:t>t</w:t>
+      </w:r>
+      <w:r>
+        <w:t>²ψ term is negligible compared with the 2im∂</w:t>
+      </w:r>
+      <w:r>
+        <w:rPr>
+          <w:vertAlign w:val="subscript"/>
+        </w:rPr>
+        <w:t>t</w:t>
+      </w:r>
+      <w:r>
+        <w:t>ψ term, leaving</w:t>
       </w:r>
     </w:p>
     <w:p>
@@ -1864,7 +2744,43 @@
     </w:p>
     <w:p>
       <w:r>
-        <w:t>Estimate the size of the neglected term for an electron with kinetic energy 1 eV. Here ∂_tψ ~ −iEψ with E ~ 1 eV (nonrelativistic kinetic energy scale), so ∂_t²ψ ~ −E²ψ, and the ratio of neglected to retained terms is |∂_t²ψ|/(m|∂_tψ|) ~ E/m = 1 eV/511000 eV ≈ 2×10⁻⁶, confirming the approximation of Section 5.2 is excellent for a genuinely nonrelativistic electron and only breaks down as E approaches m, exactly the regime where relativistic effects become important in the first place.</w:t>
+        <w:t>Estimate the size of the neglected term for an electron with kinetic energy 1 eV. Here ∂</w:t>
+      </w:r>
+      <w:r>
+        <w:rPr>
+          <w:vertAlign w:val="subscript"/>
+        </w:rPr>
+        <w:t>t</w:t>
+      </w:r>
+      <w:r>
+        <w:t>ψ ~ −iEψ with E ~ 1 eV (nonrelativistic kinetic energy scale), so ∂</w:t>
+      </w:r>
+      <w:r>
+        <w:rPr>
+          <w:vertAlign w:val="subscript"/>
+        </w:rPr>
+        <w:t>t</w:t>
+      </w:r>
+      <w:r>
+        <w:t>²ψ ~ −E²ψ, and the ratio of neglected to retained terms is |∂</w:t>
+      </w:r>
+      <w:r>
+        <w:rPr>
+          <w:vertAlign w:val="subscript"/>
+        </w:rPr>
+        <w:t>t</w:t>
+      </w:r>
+      <w:r>
+        <w:t>²ψ|/(m|∂</w:t>
+      </w:r>
+      <w:r>
+        <w:rPr>
+          <w:vertAlign w:val="subscript"/>
+        </w:rPr>
+        <w:t>t</w:t>
+      </w:r>
+      <w:r>
+        <w:t>ψ|) ~ E/m = 1 eV/511000 eV ≈ 2×10⁻⁶, confirming the approximation of Section 5.2 is excellent for a genuinely nonrelativistic electron and only breaks down as E approaches m, exactly the regime where relativistic effects become important in the first place.</w:t>
       </w:r>
     </w:p>
     <w:p>
@@ -1912,7 +2828,16 @@
     </w:p>
     <w:p>
       <w:r>
-        <w:t>State, without proof (the proof is Lesson 33's), what j^0 = ρ is reinterpreted as once φ is a quantum field for a charged spin-0 particle such as the charged pion. Rather than a probability density, eρ (with e the particle's charge) becomes the electric charge density operator, whose expectation value in a one-particle state is positive, and in a one-antiparticle state is negative, exactly the two signs that troubled the single-particle interpretation in Section 3.2, now understood as the entirely sensible statement that a particle and its antiparticle carry opposite electric charge.</w:t>
+        <w:t>State, without proof (the proof is Lesson 33's), what j</w:t>
+      </w:r>
+      <w:r>
+        <w:rPr>
+          <w:vertAlign w:val="superscript"/>
+        </w:rPr>
+        <w:t>0</w:t>
+      </w:r>
+      <w:r>
+        <w:t xml:space="preserve"> = ρ is reinterpreted as once φ is a quantum field for a charged spin-0 particle such as the charged pion. Rather than a probability density, eρ (with e the particle's charge) becomes the electric charge density operator, whose expectation value in a one-particle state is positive, and in a one-antiparticle state is negative, exactly the two signs that troubled the single-particle interpretation in Section 3.2, now understood as the entirely sensible statement that a particle and its antiparticle carry opposite electric charge.</w:t>
       </w:r>
     </w:p>
     <w:p>
@@ -2070,7 +2995,13 @@
           </w:tcPr>
           <w:p>
             <w:r>
-              <w:t>Non-positive-definite current j^0</w:t>
+              <w:t>Non-positive-definite current j</w:t>
+            </w:r>
+            <w:r>
+              <w:rPr>
+                <w:vertAlign w:val="superscript"/>
+              </w:rPr>
+              <w:t>0</w:t>
             </w:r>
           </w:p>
         </w:tc>
@@ -2125,7 +3056,16 @@
           </w:tcPr>
           <w:p>
             <w:r>
-              <w:t>Explains why canonical quantization of a scalar field needs both φ and its conjugate momentum π=∂_tφ as independent data (Lesson 33)</w:t>
+              <w:t>Explains why canonical quantization of a scalar field needs both φ and its conjugate momentum π=∂</w:t>
+            </w:r>
+            <w:r>
+              <w:rPr>
+                <w:vertAlign w:val="subscript"/>
+              </w:rPr>
+              <w:t>t</w:t>
+            </w:r>
+            <w:r>
+              <w:t>φ as independent data (Lesson 33)</w:t>
             </w:r>
           </w:p>
         </w:tc>
@@ -2144,7 +3084,16 @@
           </w:tcPr>
           <w:p>
             <w:r>
-              <w:t>E_p = +√(|p|²+m²) as the on-shell energy</w:t>
+              <w:t>E</w:t>
+            </w:r>
+            <w:r>
+              <w:rPr>
+                <w:vertAlign w:val="subscript"/>
+              </w:rPr>
+              <w:t>p</w:t>
+            </w:r>
+            <w:r>
+              <w:t xml:space="preserve"> = +√(|p|²+m²) as the on-shell energy</w:t>
             </w:r>
           </w:p>
         </w:tc>
@@ -2263,7 +3212,16 @@
         </w:numPr>
       </w:pPr>
       <w:r>
-        <w:t>Applying E → i∂_t and p → −i∇ to E² = |p|² + m² gives the Klein–Gordon equation (□+m²)φ=0, manifestly Lorentz covariant.</w:t>
+        <w:t>Applying E → i∂</w:t>
+      </w:r>
+      <w:r>
+        <w:rPr>
+          <w:vertAlign w:val="subscript"/>
+        </w:rPr>
+        <w:t>t</w:t>
+      </w:r>
+      <w:r>
+        <w:t xml:space="preserve"> and p → −i∇ to E² = |p|² + m² gives the Klein–Gordon equation (□+m²)φ=0, manifestly Lorentz covariant.</w:t>
       </w:r>
     </w:p>
     <w:p>
@@ -2275,7 +3233,25 @@
         </w:numPr>
       </w:pPr>
       <w:r>
-        <w:t>Plane-wave solutions exist for both E = +E_p and E = −E_p at every momentum, since the equation is second order in time.</w:t>
+        <w:t>Plane-wave solutions exist for both E = +E</w:t>
+      </w:r>
+      <w:r>
+        <w:rPr>
+          <w:vertAlign w:val="subscript"/>
+        </w:rPr>
+        <w:t>p</w:t>
+      </w:r>
+      <w:r>
+        <w:t xml:space="preserve"> and E = −E</w:t>
+      </w:r>
+      <w:r>
+        <w:rPr>
+          <w:vertAlign w:val="subscript"/>
+        </w:rPr>
+        <w:t>p</w:t>
+      </w:r>
+      <w:r>
+        <w:t xml:space="preserve"> at every momentum, since the equation is second order in time.</w:t>
       </w:r>
     </w:p>
     <w:p>
@@ -2287,7 +3263,34 @@
         </w:numPr>
       </w:pPr>
       <w:r>
-        <w:t>A conserved current j^μ = i(φ*∂^μφ−φ∂^μφ*) exists, but its time component ρ is not positive definite: negative-energy modes give negative ρ.</w:t>
+        <w:t>A conserved current j</w:t>
+      </w:r>
+      <w:r>
+        <w:rPr>
+          <w:vertAlign w:val="superscript"/>
+        </w:rPr>
+        <w:t>μ</w:t>
+      </w:r>
+      <w:r>
+        <w:t xml:space="preserve"> = i(φ*∂</w:t>
+      </w:r>
+      <w:r>
+        <w:rPr>
+          <w:vertAlign w:val="superscript"/>
+        </w:rPr>
+        <w:t>μ</w:t>
+      </w:r>
+      <w:r>
+        <w:t>φ−φ∂</w:t>
+      </w:r>
+      <w:r>
+        <w:rPr>
+          <w:vertAlign w:val="superscript"/>
+        </w:rPr>
+        <w:t>μ</w:t>
+      </w:r>
+      <w:r>
+        <w:t>φ*) exists, but its time component ρ is not positive definite: negative-energy modes give negative ρ.</w:t>
       </w:r>
     </w:p>
     <w:p>
@@ -2323,7 +3326,16 @@
         </w:numPr>
       </w:pPr>
       <w:r>
-        <w:t>Factoring out e^(−imt) and assuming slow variation recovers the free Schrödinger equation exactly, confirming the correct nonrelativistic limit.</w:t>
+        <w:t>Factoring out e</w:t>
+      </w:r>
+      <w:r>
+        <w:rPr>
+          <w:vertAlign w:val="superscript"/>
+        </w:rPr>
+        <w:t>−imt</w:t>
+      </w:r>
+      <w:r>
+        <w:t xml:space="preserve"> and assuming slow variation recovers the free Schrödinger equation exactly, confirming the correct nonrelativistic limit.</w:t>
       </w:r>
     </w:p>
     <w:p>
@@ -2448,7 +3460,31 @@
           </w:tcPr>
           <w:p>
             <w:r>
-              <w:t>Verify by direct substitution that φ = N e^(−i(Et−p·x)) solves (∂_t²−∇²+m²)φ=0 exactly when E²=|p|²+m².</w:t>
+              <w:rPr>
+                <w:b/>
+              </w:rPr>
+              <w:t>Core.</w:t>
+            </w:r>
+            <w:r>
+              <w:t xml:space="preserve"> Verify by direct substitution that φ = N e</w:t>
+            </w:r>
+            <w:r>
+              <w:rPr>
+                <w:vertAlign w:val="superscript"/>
+              </w:rPr>
+              <w:t>−i(Et−p·x)</w:t>
+            </w:r>
+            <w:r>
+              <w:t xml:space="preserve"> solves (∂</w:t>
+            </w:r>
+            <w:r>
+              <w:rPr>
+                <w:vertAlign w:val="subscript"/>
+              </w:rPr>
+              <w:t>t</w:t>
+            </w:r>
+            <w:r>
+              <w:t>²−∇²+m²)φ=0 exactly when E²=|p|²+m².</w:t>
             </w:r>
           </w:p>
         </w:tc>
@@ -2486,7 +3522,31 @@
           </w:tcPr>
           <w:p>
             <w:r>
-              <w:t>Show that φ = A cos(E_pt)e^(ip·x) (a real combination of the two energy branches) solves the Klein–Gordon equation, and identify it as a superposition of the two plane waves of Section 2.1.</w:t>
+              <w:rPr>
+                <w:b/>
+              </w:rPr>
+              <w:t>Core.</w:t>
+            </w:r>
+            <w:r>
+              <w:t xml:space="preserve"> Show that φ = A cos(E</w:t>
+            </w:r>
+            <w:r>
+              <w:rPr>
+                <w:vertAlign w:val="subscript"/>
+              </w:rPr>
+              <w:t>p</w:t>
+            </w:r>
+            <w:r>
+              <w:t>t)e</w:t>
+            </w:r>
+            <w:r>
+              <w:rPr>
+                <w:vertAlign w:val="superscript"/>
+              </w:rPr>
+              <w:t>ip·x</w:t>
+            </w:r>
+            <w:r>
+              <w:t xml:space="preserve"> (a real combination of the two energy branches) solves the Klein–Gordon equation, and identify it as a superposition of the two plane waves of Section 2.1.</w:t>
             </w:r>
           </w:p>
         </w:tc>
@@ -2522,7 +3582,22 @@
           </w:tcPr>
           <w:p>
             <w:r>
-              <w:t>Compute ρ = j^0 for the state of Exercise 2 and show it oscillates in time rather than being constant, in contrast with the single-plane-wave case of Section 3.2.</w:t>
+              <w:rPr>
+                <w:b/>
+              </w:rPr>
+              <w:t>Extension.</w:t>
+            </w:r>
+            <w:r>
+              <w:t xml:space="preserve"> Compute ρ = j</w:t>
+            </w:r>
+            <w:r>
+              <w:rPr>
+                <w:vertAlign w:val="superscript"/>
+              </w:rPr>
+              <w:t>0</w:t>
+            </w:r>
+            <w:r>
+              <w:t xml:space="preserve"> for the state of Exercise 2 and show it oscillates in time rather than being constant, in contrast with the single-plane-wave case of Section 3.2.</w:t>
             </w:r>
           </w:p>
         </w:tc>
@@ -2560,7 +3635,58 @@
           </w:tcPr>
           <w:p>
             <w:r>
-              <w:t>Verify, by direct differentiation, that ∂_μj^μ=0 for j^μ=i(φ*∂^μφ−φ∂^μφ*) whenever φ solves the Klein–Gordon equation, filling in the steps sketched in Section 3.1.</w:t>
+              <w:rPr>
+                <w:b/>
+              </w:rPr>
+              <w:t>Extension.</w:t>
+            </w:r>
+            <w:r>
+              <w:t xml:space="preserve"> Verify, by direct differentiation, that ∂</w:t>
+            </w:r>
+            <w:r>
+              <w:rPr>
+                <w:vertAlign w:val="subscript"/>
+              </w:rPr>
+              <w:t>μ</w:t>
+            </w:r>
+            <w:r>
+              <w:t>j</w:t>
+            </w:r>
+            <w:r>
+              <w:rPr>
+                <w:vertAlign w:val="superscript"/>
+              </w:rPr>
+              <w:t>μ</w:t>
+            </w:r>
+            <w:r>
+              <w:t>=0 for j</w:t>
+            </w:r>
+            <w:r>
+              <w:rPr>
+                <w:vertAlign w:val="superscript"/>
+              </w:rPr>
+              <w:t>μ</w:t>
+            </w:r>
+            <w:r>
+              <w:t>=i(φ*∂</w:t>
+            </w:r>
+            <w:r>
+              <w:rPr>
+                <w:vertAlign w:val="superscript"/>
+              </w:rPr>
+              <w:t>μ</w:t>
+            </w:r>
+            <w:r>
+              <w:t>φ−φ∂</w:t>
+            </w:r>
+            <w:r>
+              <w:rPr>
+                <w:vertAlign w:val="superscript"/>
+              </w:rPr>
+              <w:t>μ</w:t>
+            </w:r>
+            <w:r>
+              <w:t>φ*) whenever φ solves the Klein–Gordon equation, filling in the steps sketched in Section 3.1.</w:t>
             </w:r>
           </w:p>
         </w:tc>
@@ -2596,7 +3722,31 @@
           </w:tcPr>
           <w:p>
             <w:r>
-              <w:t>For the plane wave of Section 2.1 with positive energy, compute the spatial current j and show j = 2E_p|N|² v, where v = p/E_p is the classical velocity (Lesson 3), matching the nonrelativistic form j=ρv found for the Schrödinger current in Lesson 10.</w:t>
+              <w:rPr>
+                <w:b/>
+              </w:rPr>
+              <w:t>Core.</w:t>
+            </w:r>
+            <w:r>
+              <w:t xml:space="preserve"> For the plane wave of Section 2.1 with positive energy, compute the spatial current j and show j = 2E</w:t>
+            </w:r>
+            <w:r>
+              <w:rPr>
+                <w:vertAlign w:val="subscript"/>
+              </w:rPr>
+              <w:t>p</w:t>
+            </w:r>
+            <w:r>
+              <w:t>|N|² v, where v = p/E</w:t>
+            </w:r>
+            <w:r>
+              <w:rPr>
+                <w:vertAlign w:val="subscript"/>
+              </w:rPr>
+              <w:t>p</w:t>
+            </w:r>
+            <w:r>
+              <w:t xml:space="preserve"> is the classical velocity (Lesson 3), matching the nonrelativistic form j=ρv found for the Schrödinger current in Lesson 10.</w:t>
             </w:r>
           </w:p>
         </w:tc>
@@ -2634,7 +3784,22 @@
           </w:tcPr>
           <w:p>
             <w:r>
-              <w:t>Find the normalization N such that the positive-energy plane wave has ρ = 1 (a natural, if not unique, normalization convention), and express N in terms of E_p.</w:t>
+              <w:rPr>
+                <w:b/>
+              </w:rPr>
+              <w:t>Core.</w:t>
+            </w:r>
+            <w:r>
+              <w:t xml:space="preserve"> Find the normalization N such that the positive-energy plane wave has ρ = 1 (a natural, if not unique, normalization convention), and express N in terms of E</w:t>
+            </w:r>
+            <w:r>
+              <w:rPr>
+                <w:vertAlign w:val="subscript"/>
+              </w:rPr>
+              <w:t>p</w:t>
+            </w:r>
+            <w:r>
+              <w:t>.</w:t>
             </w:r>
           </w:p>
         </w:tc>
@@ -2670,7 +3835,31 @@
           </w:tcPr>
           <w:p>
             <w:r>
-              <w:t>Show that a Klein–Gordon particle in a one-dimensional box of length L with Dirichlet boundary conditions φ(0)=φ(L)=0 has quantized momenta p_n = nπ/L, and write the corresponding energies E_(n) = ±√((nπ/L)²+m²).</w:t>
+              <w:rPr>
+                <w:b/>
+              </w:rPr>
+              <w:t>Core.</w:t>
+            </w:r>
+            <w:r>
+              <w:t xml:space="preserve"> Show that a Klein–Gordon particle in a one-dimensional box of length L with Dirichlet boundary conditions φ(0)=φ(L)=0 has quantized momenta p</w:t>
+            </w:r>
+            <w:r>
+              <w:rPr>
+                <w:vertAlign w:val="subscript"/>
+              </w:rPr>
+              <w:t>n</w:t>
+            </w:r>
+            <w:r>
+              <w:t xml:space="preserve"> = nπ/L, and write the corresponding energies E</w:t>
+            </w:r>
+            <w:r>
+              <w:rPr>
+                <w:vertAlign w:val="subscript"/>
+              </w:rPr>
+              <w:t>(n)</w:t>
+            </w:r>
+            <w:r>
+              <w:t xml:space="preserve"> = ±√((nπ/L)²+m²).</w:t>
             </w:r>
           </w:p>
         </w:tc>
@@ -2708,7 +3897,22 @@
           </w:tcPr>
           <w:p>
             <w:r>
-              <w:t>Using the nonrelativistic expansion of Lesson 3, Worked example 5, expand E_(n) of Exercise 7 to first subleading order in (nπ/L)/m, and identify the rest-mass and kinetic-energy pieces.</w:t>
+              <w:rPr>
+                <w:b/>
+              </w:rPr>
+              <w:t>Core.</w:t>
+            </w:r>
+            <w:r>
+              <w:t xml:space="preserve"> Using the nonrelativistic expansion of Lesson 3, Worked example 5, expand E</w:t>
+            </w:r>
+            <w:r>
+              <w:rPr>
+                <w:vertAlign w:val="subscript"/>
+              </w:rPr>
+              <w:t>(n)</w:t>
+            </w:r>
+            <w:r>
+              <w:t xml:space="preserve"> of Exercise 7 to first subleading order in (nπ/L)/m, and identify the rest-mass and kinetic-energy pieces.</w:t>
             </w:r>
           </w:p>
         </w:tc>
@@ -2744,7 +3948,85 @@
           </w:tcPr>
           <w:p>
             <w:r>
-              <w:t>Verify the intermediate step of Section 5.2, that ∂_tφ = e^(−imt)(−imψ+∂_tψ) and ∂_t²φ = e^(−imt)(−m²ψ−2im∂_tψ+∂_t²ψ), by direct differentiation of φ=e^(−imt)ψ.</w:t>
+              <w:rPr>
+                <w:b/>
+              </w:rPr>
+              <w:t>Core.</w:t>
+            </w:r>
+            <w:r>
+              <w:t xml:space="preserve"> Verify the intermediate step of Section 5.2, that ∂</w:t>
+            </w:r>
+            <w:r>
+              <w:rPr>
+                <w:vertAlign w:val="subscript"/>
+              </w:rPr>
+              <w:t>t</w:t>
+            </w:r>
+            <w:r>
+              <w:t>φ = e</w:t>
+            </w:r>
+            <w:r>
+              <w:rPr>
+                <w:vertAlign w:val="superscript"/>
+              </w:rPr>
+              <w:t>−imt</w:t>
+            </w:r>
+            <w:r>
+              <w:t>(−imψ+∂</w:t>
+            </w:r>
+            <w:r>
+              <w:rPr>
+                <w:vertAlign w:val="subscript"/>
+              </w:rPr>
+              <w:t>t</w:t>
+            </w:r>
+            <w:r>
+              <w:t>ψ) and ∂</w:t>
+            </w:r>
+            <w:r>
+              <w:rPr>
+                <w:vertAlign w:val="subscript"/>
+              </w:rPr>
+              <w:t>t</w:t>
+            </w:r>
+            <w:r>
+              <w:t>²φ = e</w:t>
+            </w:r>
+            <w:r>
+              <w:rPr>
+                <w:vertAlign w:val="superscript"/>
+              </w:rPr>
+              <w:t>−imt</w:t>
+            </w:r>
+            <w:r>
+              <w:t>(−m²ψ−2im∂</w:t>
+            </w:r>
+            <w:r>
+              <w:rPr>
+                <w:vertAlign w:val="subscript"/>
+              </w:rPr>
+              <w:t>t</w:t>
+            </w:r>
+            <w:r>
+              <w:t>ψ+∂</w:t>
+            </w:r>
+            <w:r>
+              <w:rPr>
+                <w:vertAlign w:val="subscript"/>
+              </w:rPr>
+              <w:t>t</w:t>
+            </w:r>
+            <w:r>
+              <w:t>²ψ), by direct differentiation of φ=e</w:t>
+            </w:r>
+            <w:r>
+              <w:rPr>
+                <w:vertAlign w:val="superscript"/>
+              </w:rPr>
+              <w:t>−imt</w:t>
+            </w:r>
+            <w:r>
+              <w:t>ψ.</w:t>
             </w:r>
           </w:p>
         </w:tc>
@@ -2782,7 +4064,31 @@
           </w:tcPr>
           <w:p>
             <w:r>
-              <w:t>Estimate, as in Worked example 6, the size of the neglected term |∂_t²ψ|/(m|∂_tψ|) for a particle with kinetic energy equal to 1% of its rest mass, and comment on whether the nonrelativistic approximation remains good.</w:t>
+              <w:rPr>
+                <w:b/>
+              </w:rPr>
+              <w:t>Core.</w:t>
+            </w:r>
+            <w:r>
+              <w:t xml:space="preserve"> Estimate, as in Worked example 6, the size of the neglected term |∂</w:t>
+            </w:r>
+            <w:r>
+              <w:rPr>
+                <w:vertAlign w:val="subscript"/>
+              </w:rPr>
+              <w:t>t</w:t>
+            </w:r>
+            <w:r>
+              <w:t>²ψ|/(m|∂</w:t>
+            </w:r>
+            <w:r>
+              <w:rPr>
+                <w:vertAlign w:val="subscript"/>
+              </w:rPr>
+              <w:t>t</w:t>
+            </w:r>
+            <w:r>
+              <w:t>ψ|) for a particle with kinetic energy equal to 1% of its rest mass, and comment on whether the nonrelativistic approximation remains good.</w:t>
             </w:r>
           </w:p>
         </w:tc>
@@ -2818,7 +4124,13 @@
           </w:tcPr>
           <w:p>
             <w:r>
-              <w:t>Show that if φ solves the Klein–Gordon equation, so does φ* (with the sign of the exponent in each plane-wave component reversed relative to φ), and relate this to the existence of both energy branches.</w:t>
+              <w:rPr>
+                <w:b/>
+              </w:rPr>
+              <w:t>Extension.</w:t>
+            </w:r>
+            <w:r>
+              <w:t xml:space="preserve"> Show that if φ solves the Klein–Gordon equation, so does φ* (with the sign of the exponent in each plane-wave component reversed relative to φ), and relate this to the existence of both energy branches.</w:t>
             </w:r>
           </w:p>
         </w:tc>
@@ -2856,7 +4168,31 @@
           </w:tcPr>
           <w:p>
             <w:r>
-              <w:t>For the superposition φ = ae^(−iE_pt+ipx)+be^(iE_pt+ipx) of Worked example 4, compute the full time-dependent ρ(t), including the oscillating interference terms, and identify the frequency of oscillation.</w:t>
+              <w:rPr>
+                <w:b/>
+              </w:rPr>
+              <w:t>Extension.</w:t>
+            </w:r>
+            <w:r>
+              <w:t xml:space="preserve"> For the superposition φ = ae</w:t>
+            </w:r>
+            <w:r>
+              <w:rPr>
+                <w:vertAlign w:val="superscript"/>
+              </w:rPr>
+              <w:t>−iEₚt+ipx</w:t>
+            </w:r>
+            <w:r>
+              <w:t>+be</w:t>
+            </w:r>
+            <w:r>
+              <w:rPr>
+                <w:vertAlign w:val="superscript"/>
+              </w:rPr>
+              <w:t>iEₚt+ipx</w:t>
+            </w:r>
+            <w:r>
+              <w:t xml:space="preserve"> of Worked example 4, compute the full time-dependent ρ(t), including the oscillating interference terms, and identify the frequency of oscillation.</w:t>
             </w:r>
           </w:p>
         </w:tc>
@@ -2892,7 +4228,22 @@
           </w:tcPr>
           <w:p>
             <w:r>
-              <w:t>Explain, using the second-order character of the equation, why specifying φ(x,0) alone (without also specifying ∂_tφ(x,0)) is insufficient to determine the future evolution of a Klein–Gordon wave function, in contrast with the Schrödinger case.</w:t>
+              <w:rPr>
+                <w:b/>
+              </w:rPr>
+              <w:t>Extension.</w:t>
+            </w:r>
+            <w:r>
+              <w:t xml:space="preserve"> Explain, using the second-order character of the equation, why specifying φ(x,0) alone (without also specifying ∂</w:t>
+            </w:r>
+            <w:r>
+              <w:rPr>
+                <w:vertAlign w:val="subscript"/>
+              </w:rPr>
+              <w:t>t</w:t>
+            </w:r>
+            <w:r>
+              <w:t>φ(x,0)) is insufficient to determine the future evolution of a Klein–Gordon wave function, in contrast with the Schrödinger case.</w:t>
             </w:r>
           </w:p>
         </w:tc>
@@ -2930,7 +4281,22 @@
           </w:tcPr>
           <w:p>
             <w:r>
-              <w:t>Show that a real solution of the Klein–Gordon equation (φ=φ*) automatically has j^μ=0 everywhere, and explain why this makes real solutions unsuitable as single-particle probability amplitudes for a charged particle.</w:t>
+              <w:rPr>
+                <w:b/>
+              </w:rPr>
+              <w:t>Extension.</w:t>
+            </w:r>
+            <w:r>
+              <w:t xml:space="preserve"> Show that a real solution of the Klein–Gordon equation (φ=φ*) automatically has j</w:t>
+            </w:r>
+            <w:r>
+              <w:rPr>
+                <w:vertAlign w:val="superscript"/>
+              </w:rPr>
+              <w:t>μ</w:t>
+            </w:r>
+            <w:r>
+              <w:t>=0 everywhere, and explain why this makes real solutions unsuitable as single-particle probability amplitudes for a charged particle.</w:t>
             </w:r>
           </w:p>
         </w:tc>
@@ -2966,7 +4332,13 @@
           </w:tcPr>
           <w:p>
             <w:r>
-              <w:t>Using the result of Exercise 14, explain why a real Klein–Gordon field is the natural candidate for describing a neutral (uncharged) spin-0 particle, anticipating Lesson 31's discussion of which fields can carry a conserved U(1) charge.</w:t>
+              <w:rPr>
+                <w:b/>
+              </w:rPr>
+              <w:t>Extension.</w:t>
+            </w:r>
+            <w:r>
+              <w:t xml:space="preserve"> Using the result of Exercise 14, explain why a real Klein–Gordon field is the natural candidate for describing a neutral (uncharged) spin-0 particle, anticipating Lesson 31's discussion of which fields can carry a conserved U(1) charge.</w:t>
             </w:r>
           </w:p>
         </w:tc>
@@ -3004,7 +4376,40 @@
           </w:tcPr>
           <w:p>
             <w:r>
-              <w:t>Challenge: show that the energy-momentum structure Eₚ² = |p|²+m² for the Klein–Gordon equation, combined with the requirement of a Lorentz-invariant normalization for plane-wave states, forces the natural covariant normalization ⟨p|p′⟩ = 2E_p(2π)³δ³(p−p′) rather than the naive (2π)³δ³(p−p′) used for the nonrelativistic momentum eigenstates of Lesson 13, by showing that 2E_p transforms correctly to compensate for the noninvariance of the naive delta-function measure under a boost (a full derivation is not required; a plausibility argument based on how d³p/E_p is known to be Lorentz invariant suffices).</w:t>
+              <w:rPr>
+                <w:b/>
+              </w:rPr>
+              <w:t>Challenge.</w:t>
+            </w:r>
+            <w:r>
+              <w:t xml:space="preserve"> Show that the energy-momentum structure Eₚ² = |p|²+m² for the Klein–Gordon equation, combined with the requirement of a Lorentz-invariant normalization for plane-wave states, forces the natural covariant normalization ⟨p|p′⟩ = 2E</w:t>
+            </w:r>
+            <w:r>
+              <w:rPr>
+                <w:vertAlign w:val="subscript"/>
+              </w:rPr>
+              <w:t>p</w:t>
+            </w:r>
+            <w:r>
+              <w:t>(2π)³δ³(p−p′) rather than the naive (2π)³δ³(p−p′) used for the nonrelativistic momentum eigenstates of Lesson 13, by showing that 2E</w:t>
+            </w:r>
+            <w:r>
+              <w:rPr>
+                <w:vertAlign w:val="subscript"/>
+              </w:rPr>
+              <w:t>p</w:t>
+            </w:r>
+            <w:r>
+              <w:t xml:space="preserve"> transforms correctly to compensate for the noninvariance of the naive delta-function measure under a boost (a full derivation is not required; a plausibility argument based on how d³p/E</w:t>
+            </w:r>
+            <w:r>
+              <w:rPr>
+                <w:vertAlign w:val="subscript"/>
+              </w:rPr>
+              <w:t>p</w:t>
+            </w:r>
+            <w:r>
+              <w:t xml:space="preserve"> is known to be Lorentz invariant suffices).</w:t>
             </w:r>
           </w:p>
         </w:tc>
@@ -3021,6 +4426,14 @@
     <w:p>
       <w:r>
         <w:rPr>
+          <w:i/>
+        </w:rPr>
+        <w:t>Attempt each exercise before reading its solution. If you are stuck, read only the first sentence of the solution, then try again.</w:t>
+      </w:r>
+    </w:p>
+    <w:p>
+      <w:r>
+        <w:rPr>
           <w:b/>
         </w:rPr>
         <w:t>1.</w:t>
@@ -3029,7 +4442,16 @@
         <w:t xml:space="preserve"> </w:t>
       </w:r>
       <w:r>
-        <w:t>∂_t²φ = −E²φ and ∇²φ = −|p|²φ (each derivative brings down the corresponding factor of −iE or ip, and two derivatives give minus the square). Substituting: −E²φ+|p|²φ+m²φ = 0, satisfied exactly when E²=|p|²+m².</w:t>
+        <w:t>∂</w:t>
+      </w:r>
+      <w:r>
+        <w:rPr>
+          <w:vertAlign w:val="subscript"/>
+        </w:rPr>
+        <w:t>t</w:t>
+      </w:r>
+      <w:r>
+        <w:t>²φ = −E²φ and ∇²φ = −|p|²φ (each derivative brings down the corresponding factor of −iE or ip, and two derivatives give minus the square). Substituting: −E²φ+|p|²φ+m²φ = 0, satisfied exactly when E²=|p|²+m².</w:t>
       </w:r>
     </w:p>
     <w:p>
@@ -3043,7 +4465,79 @@
         <w:t xml:space="preserve"> </w:t>
       </w:r>
       <w:r>
-        <w:t>cos(E_pt) = (e^(iE_pt)+e^(−iE_pt))/2, so φ = (A/2)[e^(iE_pt)+e^(−iE_pt)]e^(ipx) = (A/2)e^(−iE_pt+ipx)+(A/2)e^(iE_pt+ipx), an equal-amplitude superposition of the positive- and negative-energy plane waves of Section 2.1 with the same spatial momentum p.</w:t>
+        <w:t>cos(E</w:t>
+      </w:r>
+      <w:r>
+        <w:rPr>
+          <w:vertAlign w:val="subscript"/>
+        </w:rPr>
+        <w:t>p</w:t>
+      </w:r>
+      <w:r>
+        <w:t>t) = (e</w:t>
+      </w:r>
+      <w:r>
+        <w:rPr>
+          <w:vertAlign w:val="superscript"/>
+        </w:rPr>
+        <w:t>iEₚt</w:t>
+      </w:r>
+      <w:r>
+        <w:t>+e</w:t>
+      </w:r>
+      <w:r>
+        <w:rPr>
+          <w:vertAlign w:val="superscript"/>
+        </w:rPr>
+        <w:t>−iEₚt</w:t>
+      </w:r>
+      <w:r>
+        <w:t>)/2, so φ = (A/2)[e</w:t>
+      </w:r>
+      <w:r>
+        <w:rPr>
+          <w:vertAlign w:val="superscript"/>
+        </w:rPr>
+        <w:t>iEₚt</w:t>
+      </w:r>
+      <w:r>
+        <w:t>+e</w:t>
+      </w:r>
+      <w:r>
+        <w:rPr>
+          <w:vertAlign w:val="superscript"/>
+        </w:rPr>
+        <w:t>−iEₚt</w:t>
+      </w:r>
+      <w:r>
+        <w:t>]e</w:t>
+      </w:r>
+      <w:r>
+        <w:rPr>
+          <w:vertAlign w:val="superscript"/>
+        </w:rPr>
+        <w:t>ipx</w:t>
+      </w:r>
+      <w:r>
+        <w:t xml:space="preserve"> = (A/2)e</w:t>
+      </w:r>
+      <w:r>
+        <w:rPr>
+          <w:vertAlign w:val="superscript"/>
+        </w:rPr>
+        <w:t>−iEₚt+ipx</w:t>
+      </w:r>
+      <w:r>
+        <w:t>+(A/2)e</w:t>
+      </w:r>
+      <w:r>
+        <w:rPr>
+          <w:vertAlign w:val="superscript"/>
+        </w:rPr>
+        <w:t>iEₚt+ipx</w:t>
+      </w:r>
+      <w:r>
+        <w:t>, an equal-amplitude superposition of the positive- and negative-energy plane waves of Section 2.1 with the same spatial momentum p.</w:t>
       </w:r>
     </w:p>
     <w:p>
@@ -3057,7 +4551,106 @@
         <w:t xml:space="preserve"> </w:t>
       </w:r>
       <w:r>
-        <w:t>Write φ = Af(t)e^(ipx) with f(t) = cos(E_pt), real. Then φ*∂_tφ − φ∂_tφ* = A²e^(0)[f f′ − f f′] evaluated with complex conjugation only affecting the phase e^(ipx) (which cancels): since f is real, this bilinear combination is not automatically zero only because ρ must instead be computed from the full complex φ = (A/2)e^(−iE_pt+ipx)+(A/2)e^(iE_pt+ipx) of Exercise 2. Using that decomposition, the cross terms between the two plane waves give ρ = A²E_p sin(2E_pt), which oscillates in time between positive and negative values at frequency 2E_p, in sharp contrast to the time-independent ρ of a single plane wave.</w:t>
+        <w:t>Write φ = Af(t)e</w:t>
+      </w:r>
+      <w:r>
+        <w:rPr>
+          <w:vertAlign w:val="superscript"/>
+        </w:rPr>
+        <w:t>ipx</w:t>
+      </w:r>
+      <w:r>
+        <w:t xml:space="preserve"> with f(t) = cos(E</w:t>
+      </w:r>
+      <w:r>
+        <w:rPr>
+          <w:vertAlign w:val="subscript"/>
+        </w:rPr>
+        <w:t>p</w:t>
+      </w:r>
+      <w:r>
+        <w:t>t), real. Then φ*∂</w:t>
+      </w:r>
+      <w:r>
+        <w:rPr>
+          <w:vertAlign w:val="subscript"/>
+        </w:rPr>
+        <w:t>t</w:t>
+      </w:r>
+      <w:r>
+        <w:t>φ − φ∂</w:t>
+      </w:r>
+      <w:r>
+        <w:rPr>
+          <w:vertAlign w:val="subscript"/>
+        </w:rPr>
+        <w:t>t</w:t>
+      </w:r>
+      <w:r>
+        <w:t>φ* = A²e</w:t>
+      </w:r>
+      <w:r>
+        <w:rPr>
+          <w:vertAlign w:val="superscript"/>
+        </w:rPr>
+        <w:t>(0)</w:t>
+      </w:r>
+      <w:r>
+        <w:t>[f f′ − f f′] evaluated with complex conjugation only affecting the phase e</w:t>
+      </w:r>
+      <w:r>
+        <w:rPr>
+          <w:vertAlign w:val="superscript"/>
+        </w:rPr>
+        <w:t>ipx</w:t>
+      </w:r>
+      <w:r>
+        <w:t xml:space="preserve"> (which cancels): since f is real, this bilinear combination is not automatically zero only because ρ must instead be computed from the full complex φ = (A/2)e</w:t>
+      </w:r>
+      <w:r>
+        <w:rPr>
+          <w:vertAlign w:val="superscript"/>
+        </w:rPr>
+        <w:t>−iEₚt+ipx</w:t>
+      </w:r>
+      <w:r>
+        <w:t>+(A/2)e</w:t>
+      </w:r>
+      <w:r>
+        <w:rPr>
+          <w:vertAlign w:val="superscript"/>
+        </w:rPr>
+        <w:t>iEₚt+ipx</w:t>
+      </w:r>
+      <w:r>
+        <w:t xml:space="preserve"> of Exercise 2. Using that decomposition, the cross terms between the two plane waves give ρ = A²E</w:t>
+      </w:r>
+      <w:r>
+        <w:rPr>
+          <w:vertAlign w:val="subscript"/>
+        </w:rPr>
+        <w:t>p</w:t>
+      </w:r>
+      <w:r>
+        <w:t xml:space="preserve"> sin(2E</w:t>
+      </w:r>
+      <w:r>
+        <w:rPr>
+          <w:vertAlign w:val="subscript"/>
+        </w:rPr>
+        <w:t>p</w:t>
+      </w:r>
+      <w:r>
+        <w:t>t), which oscillates in time between positive and negative values at frequency 2E</w:t>
+      </w:r>
+      <w:r>
+        <w:rPr>
+          <w:vertAlign w:val="subscript"/>
+        </w:rPr>
+        <w:t>p</w:t>
+      </w:r>
+      <w:r>
+        <w:t>, in sharp contrast to the time-independent ρ of a single plane wave.</w:t>
       </w:r>
     </w:p>
     <w:p>
@@ -3071,7 +4664,133 @@
         <w:t xml:space="preserve"> </w:t>
       </w:r>
       <w:r>
-        <w:t>∂_μj^μ = i∂_μ(φ*∂^μφ) − i∂_μ(φ∂^μφ*) = i(∂_μφ*)(∂^μφ) + iφ*□φ − i(∂_μφ)(∂^μφ*) − iφ□φ*. The first and third terms cancel (they are complex conjugates of each other with opposite sign, or simply identical terms with a relative minus, canceling directly since (∂_μφ*)(∂^μφ) = (∂_μφ)(∂^μφ*) as both are the same real bilinear). What remains is i(φ*□φ−φ□φ*) = i(φ*(−m²φ)−φ(−m²φ*)) = i(−m²φ*φ+m²φφ*) = 0, using the Klein–Gordon equation □φ=−m²φ for both φ and φ*.</w:t>
+        <w:t>∂</w:t>
+      </w:r>
+      <w:r>
+        <w:rPr>
+          <w:vertAlign w:val="subscript"/>
+        </w:rPr>
+        <w:t>μ</w:t>
+      </w:r>
+      <w:r>
+        <w:t>j</w:t>
+      </w:r>
+      <w:r>
+        <w:rPr>
+          <w:vertAlign w:val="superscript"/>
+        </w:rPr>
+        <w:t>μ</w:t>
+      </w:r>
+      <w:r>
+        <w:t xml:space="preserve"> = i∂</w:t>
+      </w:r>
+      <w:r>
+        <w:rPr>
+          <w:vertAlign w:val="subscript"/>
+        </w:rPr>
+        <w:t>μ</w:t>
+      </w:r>
+      <w:r>
+        <w:t>(φ*∂</w:t>
+      </w:r>
+      <w:r>
+        <w:rPr>
+          <w:vertAlign w:val="superscript"/>
+        </w:rPr>
+        <w:t>μ</w:t>
+      </w:r>
+      <w:r>
+        <w:t>φ) − i∂</w:t>
+      </w:r>
+      <w:r>
+        <w:rPr>
+          <w:vertAlign w:val="subscript"/>
+        </w:rPr>
+        <w:t>μ</w:t>
+      </w:r>
+      <w:r>
+        <w:t>(φ∂</w:t>
+      </w:r>
+      <w:r>
+        <w:rPr>
+          <w:vertAlign w:val="superscript"/>
+        </w:rPr>
+        <w:t>μ</w:t>
+      </w:r>
+      <w:r>
+        <w:t>φ*) = i(∂</w:t>
+      </w:r>
+      <w:r>
+        <w:rPr>
+          <w:vertAlign w:val="subscript"/>
+        </w:rPr>
+        <w:t>μ</w:t>
+      </w:r>
+      <w:r>
+        <w:t>φ*)(∂</w:t>
+      </w:r>
+      <w:r>
+        <w:rPr>
+          <w:vertAlign w:val="superscript"/>
+        </w:rPr>
+        <w:t>μ</w:t>
+      </w:r>
+      <w:r>
+        <w:t>φ) + iφ*□φ − i(∂</w:t>
+      </w:r>
+      <w:r>
+        <w:rPr>
+          <w:vertAlign w:val="subscript"/>
+        </w:rPr>
+        <w:t>μ</w:t>
+      </w:r>
+      <w:r>
+        <w:t>φ)(∂</w:t>
+      </w:r>
+      <w:r>
+        <w:rPr>
+          <w:vertAlign w:val="superscript"/>
+        </w:rPr>
+        <w:t>μ</w:t>
+      </w:r>
+      <w:r>
+        <w:t>φ*) − iφ□φ*. The first and third terms cancel (they are complex conjugates of each other with opposite sign, or simply identical terms with a relative minus, canceling directly since (∂</w:t>
+      </w:r>
+      <w:r>
+        <w:rPr>
+          <w:vertAlign w:val="subscript"/>
+        </w:rPr>
+        <w:t>μ</w:t>
+      </w:r>
+      <w:r>
+        <w:t>φ*)(∂</w:t>
+      </w:r>
+      <w:r>
+        <w:rPr>
+          <w:vertAlign w:val="superscript"/>
+        </w:rPr>
+        <w:t>μ</w:t>
+      </w:r>
+      <w:r>
+        <w:t>φ) = (∂</w:t>
+      </w:r>
+      <w:r>
+        <w:rPr>
+          <w:vertAlign w:val="subscript"/>
+        </w:rPr>
+        <w:t>μ</w:t>
+      </w:r>
+      <w:r>
+        <w:t>φ)(∂</w:t>
+      </w:r>
+      <w:r>
+        <w:rPr>
+          <w:vertAlign w:val="superscript"/>
+        </w:rPr>
+        <w:t>μ</w:t>
+      </w:r>
+      <w:r>
+        <w:t>φ*) as both are the same real bilinear). What remains is i(φ*□φ−φ□φ*) = i(φ*(−m²φ)−φ(−m²φ*)) = i(−m²φ*φ+m²φφ*) = 0, using the Klein–Gordon equation □φ=−m²φ for both φ and φ*.</w:t>
       </w:r>
     </w:p>
     <w:p>
@@ -3085,7 +4804,52 @@
         <w:t xml:space="preserve"> </w:t>
       </w:r>
       <w:r>
-        <w:t>j = i(φ*∇φ−φ∇φ*). With φ=Ne^(−iEt+ip·x), ∇φ=ipφ, so φ*∇φ=ip|φ|², and ∇φ*=−ipφ*, so φ∇φ*=−ip|φ|². Then j = i(ip|φ|²−(−ip|φ|²)) = i(2ip|φ|²) = −2p|N|². Comparing signs with ρ=2E_p|N|² from Section 3.2 shows the current is properly j = 2p|N|² (the same overall sign convention as ρ), so j = 2E_p|N|²(p/E_p) = ρv, confirming the nonrelativistic-looking form with v=p/E_p.</w:t>
+        <w:t>j = i(φ*∇φ−φ∇φ*). With φ=Ne</w:t>
+      </w:r>
+      <w:r>
+        <w:rPr>
+          <w:vertAlign w:val="superscript"/>
+        </w:rPr>
+        <w:t>−iEt+ip·x</w:t>
+      </w:r>
+      <w:r>
+        <w:t>, ∇φ=ipφ, so φ*∇φ=ip|φ|², and ∇φ*=−ipφ*, so φ∇φ*=−ip|φ|². Then j = i(ip|φ|²−(−ip|φ|²)) = i(2ip|φ|²) = −2p|N|². Comparing signs with ρ=2E</w:t>
+      </w:r>
+      <w:r>
+        <w:rPr>
+          <w:vertAlign w:val="subscript"/>
+        </w:rPr>
+        <w:t>p</w:t>
+      </w:r>
+      <w:r>
+        <w:t>|N|² from Section 3.2 shows the current is properly j = 2p|N|² (the same overall sign convention as ρ), so j = 2E</w:t>
+      </w:r>
+      <w:r>
+        <w:rPr>
+          <w:vertAlign w:val="subscript"/>
+        </w:rPr>
+        <w:t>p</w:t>
+      </w:r>
+      <w:r>
+        <w:t>|N|²(p/E</w:t>
+      </w:r>
+      <w:r>
+        <w:rPr>
+          <w:vertAlign w:val="subscript"/>
+        </w:rPr>
+        <w:t>p</w:t>
+      </w:r>
+      <w:r>
+        <w:t>) = ρv, confirming the nonrelativistic-looking form with v=p/E</w:t>
+      </w:r>
+      <w:r>
+        <w:rPr>
+          <w:vertAlign w:val="subscript"/>
+        </w:rPr>
+        <w:t>p</w:t>
+      </w:r>
+      <w:r>
+        <w:t>.</w:t>
       </w:r>
     </w:p>
     <w:p>
@@ -3099,7 +4863,25 @@
         <w:t xml:space="preserve"> </w:t>
       </w:r>
       <w:r>
-        <w:t>From ρ=2E_p|N|²=1, N = 1/√(2E_p): a common covariant normalization convention for relativistic plane waves, used again in Lesson 46's discussion of external line normalizations.</w:t>
+        <w:t>From ρ=2E</w:t>
+      </w:r>
+      <w:r>
+        <w:rPr>
+          <w:vertAlign w:val="subscript"/>
+        </w:rPr>
+        <w:t>p</w:t>
+      </w:r>
+      <w:r>
+        <w:t>|N|²=1, N = 1/√(2E</w:t>
+      </w:r>
+      <w:r>
+        <w:rPr>
+          <w:vertAlign w:val="subscript"/>
+        </w:rPr>
+        <w:t>p</w:t>
+      </w:r>
+      <w:r>
+        <w:t>): a common covariant normalization convention for relativistic plane waves, used again in Lesson 46's discussion of external line normalizations.</w:t>
       </w:r>
     </w:p>
     <w:p>
@@ -3113,7 +4895,25 @@
         <w:t xml:space="preserve"> </w:t>
       </w:r>
       <w:r>
-        <w:t>Dirichlet conditions on the spatial part alone (the time dependence is unconstrained by these boundary conditions) require φ(x) ∝ sin(px) with p chosen so that sin(pL)=0, giving p_n = nπ/L for positive integer n, as for the nonrelativistic infinite well of Lesson 10. The full dispersion relation E²=p²+m² then gives E_(n)=±√((nπ/L)²+m²).</w:t>
+        <w:t>Dirichlet conditions on the spatial part alone (the time dependence is unconstrained by these boundary conditions) require φ(x) ∝ sin(px) with p chosen so that sin(pL)=0, giving p</w:t>
+      </w:r>
+      <w:r>
+        <w:rPr>
+          <w:vertAlign w:val="subscript"/>
+        </w:rPr>
+        <w:t>n</w:t>
+      </w:r>
+      <w:r>
+        <w:t xml:space="preserve"> = nπ/L for positive integer n, as for the nonrelativistic infinite well of Lesson 10. The full dispersion relation E²=p²+m² then gives E</w:t>
+      </w:r>
+      <w:r>
+        <w:rPr>
+          <w:vertAlign w:val="subscript"/>
+        </w:rPr>
+        <w:t>(n)</w:t>
+      </w:r>
+      <w:r>
+        <w:t>=±√((nπ/L)²+m²).</w:t>
       </w:r>
     </w:p>
     <w:p>
@@ -3127,7 +4927,16 @@
         <w:t xml:space="preserve"> </w:t>
       </w:r>
       <w:r>
-        <w:t>E_(n) = ±m√(1+(nπ/mL)²) ≈ ±m[1+(1/2)(nπ/mL)²] = ±[m+(nπ/L)²/2m], identifying ±m as the rest energy and ±(nπ/L)²/2m as the (signed) nonrelativistic kinetic energy, matching the box spectrum of Lesson 10 on the positive branch.</w:t>
+        <w:t>E</w:t>
+      </w:r>
+      <w:r>
+        <w:rPr>
+          <w:vertAlign w:val="subscript"/>
+        </w:rPr>
+        <w:t>(n)</w:t>
+      </w:r>
+      <w:r>
+        <w:t xml:space="preserve"> = ±m√(1+(nπ/mL)²) ≈ ±m[1+(1/2)(nπ/mL)²] = ±[m+(nπ/L)²/2m], identifying ±m as the rest energy and ±(nπ/L)²/2m as the (signed) nonrelativistic kinetic energy, matching the box spectrum of Lesson 10 on the positive branch.</w:t>
       </w:r>
     </w:p>
     <w:p>
@@ -3141,7 +4950,196 @@
         <w:t xml:space="preserve"> </w:t>
       </w:r>
       <w:r>
-        <w:t>∂_tφ = ∂_t(e^(−imt)ψ) = −ime^(−imt)ψ+e^(−imt)∂_tψ = e^(−imt)(−imψ+∂_tψ), by the product rule. Differentiating again, ∂_t²φ = −ime^(−imt)(−imψ+∂_tψ)+e^(−imt)(−im∂_tψ+∂_t²ψ) = e^(−imt)(−m²ψ−im∂_tψ−im∂_tψ+∂_t²ψ) = e^(−imt)(−m²ψ−2im∂_tψ+∂_t²ψ).</w:t>
+        <w:t>∂</w:t>
+      </w:r>
+      <w:r>
+        <w:rPr>
+          <w:vertAlign w:val="subscript"/>
+        </w:rPr>
+        <w:t>t</w:t>
+      </w:r>
+      <w:r>
+        <w:t>φ = ∂</w:t>
+      </w:r>
+      <w:r>
+        <w:rPr>
+          <w:vertAlign w:val="subscript"/>
+        </w:rPr>
+        <w:t>t</w:t>
+      </w:r>
+      <w:r>
+        <w:t>(e</w:t>
+      </w:r>
+      <w:r>
+        <w:rPr>
+          <w:vertAlign w:val="superscript"/>
+        </w:rPr>
+        <w:t>−imt</w:t>
+      </w:r>
+      <w:r>
+        <w:t>ψ) = −ime</w:t>
+      </w:r>
+      <w:r>
+        <w:rPr>
+          <w:vertAlign w:val="superscript"/>
+        </w:rPr>
+        <w:t>−imt</w:t>
+      </w:r>
+      <w:r>
+        <w:t>ψ+e</w:t>
+      </w:r>
+      <w:r>
+        <w:rPr>
+          <w:vertAlign w:val="superscript"/>
+        </w:rPr>
+        <w:t>−imt</w:t>
+      </w:r>
+      <w:r>
+        <w:t>∂</w:t>
+      </w:r>
+      <w:r>
+        <w:rPr>
+          <w:vertAlign w:val="subscript"/>
+        </w:rPr>
+        <w:t>t</w:t>
+      </w:r>
+      <w:r>
+        <w:t>ψ = e</w:t>
+      </w:r>
+      <w:r>
+        <w:rPr>
+          <w:vertAlign w:val="superscript"/>
+        </w:rPr>
+        <w:t>−imt</w:t>
+      </w:r>
+      <w:r>
+        <w:t>(−imψ+∂</w:t>
+      </w:r>
+      <w:r>
+        <w:rPr>
+          <w:vertAlign w:val="subscript"/>
+        </w:rPr>
+        <w:t>t</w:t>
+      </w:r>
+      <w:r>
+        <w:t>ψ), by the product rule. Differentiating again, ∂</w:t>
+      </w:r>
+      <w:r>
+        <w:rPr>
+          <w:vertAlign w:val="subscript"/>
+        </w:rPr>
+        <w:t>t</w:t>
+      </w:r>
+      <w:r>
+        <w:t>²φ = −ime</w:t>
+      </w:r>
+      <w:r>
+        <w:rPr>
+          <w:vertAlign w:val="superscript"/>
+        </w:rPr>
+        <w:t>−imt</w:t>
+      </w:r>
+      <w:r>
+        <w:t>(−imψ+∂</w:t>
+      </w:r>
+      <w:r>
+        <w:rPr>
+          <w:vertAlign w:val="subscript"/>
+        </w:rPr>
+        <w:t>t</w:t>
+      </w:r>
+      <w:r>
+        <w:t>ψ)+e</w:t>
+      </w:r>
+      <w:r>
+        <w:rPr>
+          <w:vertAlign w:val="superscript"/>
+        </w:rPr>
+        <w:t>−imt</w:t>
+      </w:r>
+      <w:r>
+        <w:t>(−im∂</w:t>
+      </w:r>
+      <w:r>
+        <w:rPr>
+          <w:vertAlign w:val="subscript"/>
+        </w:rPr>
+        <w:t>t</w:t>
+      </w:r>
+      <w:r>
+        <w:t>ψ+∂</w:t>
+      </w:r>
+      <w:r>
+        <w:rPr>
+          <w:vertAlign w:val="subscript"/>
+        </w:rPr>
+        <w:t>t</w:t>
+      </w:r>
+      <w:r>
+        <w:t>²ψ) = e</w:t>
+      </w:r>
+      <w:r>
+        <w:rPr>
+          <w:vertAlign w:val="superscript"/>
+        </w:rPr>
+        <w:t>−imt</w:t>
+      </w:r>
+      <w:r>
+        <w:t>(−m²ψ−im∂</w:t>
+      </w:r>
+      <w:r>
+        <w:rPr>
+          <w:vertAlign w:val="subscript"/>
+        </w:rPr>
+        <w:t>t</w:t>
+      </w:r>
+      <w:r>
+        <w:t>ψ−im∂</w:t>
+      </w:r>
+      <w:r>
+        <w:rPr>
+          <w:vertAlign w:val="subscript"/>
+        </w:rPr>
+        <w:t>t</w:t>
+      </w:r>
+      <w:r>
+        <w:t>ψ+∂</w:t>
+      </w:r>
+      <w:r>
+        <w:rPr>
+          <w:vertAlign w:val="subscript"/>
+        </w:rPr>
+        <w:t>t</w:t>
+      </w:r>
+      <w:r>
+        <w:t>²ψ) = e</w:t>
+      </w:r>
+      <w:r>
+        <w:rPr>
+          <w:vertAlign w:val="superscript"/>
+        </w:rPr>
+        <w:t>−imt</w:t>
+      </w:r>
+      <w:r>
+        <w:t>(−m²ψ−2im∂</w:t>
+      </w:r>
+      <w:r>
+        <w:rPr>
+          <w:vertAlign w:val="subscript"/>
+        </w:rPr>
+        <w:t>t</w:t>
+      </w:r>
+      <w:r>
+        <w:t>ψ+∂</w:t>
+      </w:r>
+      <w:r>
+        <w:rPr>
+          <w:vertAlign w:val="subscript"/>
+        </w:rPr>
+        <w:t>t</w:t>
+      </w:r>
+      <w:r>
+        <w:t>²ψ).</w:t>
       </w:r>
     </w:p>
     <w:p>
@@ -3155,7 +5153,25 @@
         <w:t xml:space="preserve"> </w:t>
       </w:r>
       <w:r>
-        <w:t>With kinetic energy E = 0.01m, |∂_t²ψ|/(m|∂_tψ|) ~ E/m = 0.01, a 1% correction: the nonrelativistic approximation remains reasonably good but is noticeably less accurate than the 2×10⁻⁶ level found for a genuinely slow electron in Worked example 6, illustrating that the approximation degrades gracefully, rather than abruptly, as the particle becomes more relativistic.</w:t>
+        <w:t>With kinetic energy E = 0.01m, |∂</w:t>
+      </w:r>
+      <w:r>
+        <w:rPr>
+          <w:vertAlign w:val="subscript"/>
+        </w:rPr>
+        <w:t>t</w:t>
+      </w:r>
+      <w:r>
+        <w:t>²ψ|/(m|∂</w:t>
+      </w:r>
+      <w:r>
+        <w:rPr>
+          <w:vertAlign w:val="subscript"/>
+        </w:rPr>
+        <w:t>t</w:t>
+      </w:r>
+      <w:r>
+        <w:t>ψ|) ~ E/m = 0.01, a 1% correction: the nonrelativistic approximation remains reasonably good but is noticeably less accurate than the 2×10⁻⁶ level found for a genuinely slow electron in Worked example 6, illustrating that the approximation degrades gracefully, rather than abruptly, as the particle becomes more relativistic.</w:t>
       </w:r>
     </w:p>
     <w:p>
@@ -3169,7 +5185,34 @@
         <w:t xml:space="preserve"> </w:t>
       </w:r>
       <w:r>
-        <w:t>If φ = Ne^(−i(Et−p·x)) solves the equation with E²=|p|²+m², then φ* = N*e^(i(Et−p·x)) = N*e^(−i(−E)t+ip·x)... rewriting, φ* has the form of a plane wave with energy −E and the same momentum p, which is again a solution precisely because (−E)²=E²=|p|²+m² is unaffected by the sign flip; complex conjugation exchanges the two energy branches for a given p, reflecting the fact that both branches must be present together for the space of solutions to be closed under complex conjugation, itself required for φ to admit real solutions at all (Exercise 14).</w:t>
+        <w:t>If φ = Ne</w:t>
+      </w:r>
+      <w:r>
+        <w:rPr>
+          <w:vertAlign w:val="superscript"/>
+        </w:rPr>
+        <w:t>−i(Et−p·x)</w:t>
+      </w:r>
+      <w:r>
+        <w:t xml:space="preserve"> solves the equation with E²=|p|²+m², then φ* = N*e</w:t>
+      </w:r>
+      <w:r>
+        <w:rPr>
+          <w:vertAlign w:val="superscript"/>
+        </w:rPr>
+        <w:t>i(Et−p·x)</w:t>
+      </w:r>
+      <w:r>
+        <w:t xml:space="preserve"> = N*e</w:t>
+      </w:r>
+      <w:r>
+        <w:rPr>
+          <w:vertAlign w:val="superscript"/>
+        </w:rPr>
+        <w:t>−i(−E)t+ip·x</w:t>
+      </w:r>
+      <w:r>
+        <w:t>... rewriting, φ* has the form of a plane wave with energy −E and the same momentum p, which is again a solution precisely because (−E)²=E²=|p|²+m² is unaffected by the sign flip; complex conjugation exchanges the two energy branches for a given p, reflecting the fact that both branches must be present together for the space of solutions to be closed under complex conjugation, itself required for φ to admit real solutions at all (Exercise 14).</w:t>
       </w:r>
     </w:p>
     <w:p>
@@ -3183,7 +5226,106 @@
         <w:t xml:space="preserve"> </w:t>
       </w:r>
       <w:r>
-        <w:t>ρ(t) = i(φ*∂_tφ−φ∂_tφ*) with φ = ae^(−iE_pt+ipx)+be^(iE_pt+ipx). Expanding, the non-oscillating terms give 2E_p(|a|²−|b|²), and the cross terms between the a-mode and b-mode oscillate at frequency 2E_p (the difference between the two modes' individual frequencies, −E_p and +E_p, is 2E_p), giving ρ(t) = 2E_p(|a|²−|b|²) + [oscillating terms at frequency 2E_p with amplitude proportional to |a||b|], generalizing the pure-oscillation result of Exercise 3 (the a=b case) to unequal amplitudes.</w:t>
+        <w:t>ρ(t) = i(φ*∂</w:t>
+      </w:r>
+      <w:r>
+        <w:rPr>
+          <w:vertAlign w:val="subscript"/>
+        </w:rPr>
+        <w:t>t</w:t>
+      </w:r>
+      <w:r>
+        <w:t>φ−φ∂</w:t>
+      </w:r>
+      <w:r>
+        <w:rPr>
+          <w:vertAlign w:val="subscript"/>
+        </w:rPr>
+        <w:t>t</w:t>
+      </w:r>
+      <w:r>
+        <w:t>φ*) with φ = ae</w:t>
+      </w:r>
+      <w:r>
+        <w:rPr>
+          <w:vertAlign w:val="superscript"/>
+        </w:rPr>
+        <w:t>−iEₚt+ipx</w:t>
+      </w:r>
+      <w:r>
+        <w:t>+be</w:t>
+      </w:r>
+      <w:r>
+        <w:rPr>
+          <w:vertAlign w:val="superscript"/>
+        </w:rPr>
+        <w:t>iEₚt+ipx</w:t>
+      </w:r>
+      <w:r>
+        <w:t>. Expanding, the non-oscillating terms give 2E</w:t>
+      </w:r>
+      <w:r>
+        <w:rPr>
+          <w:vertAlign w:val="subscript"/>
+        </w:rPr>
+        <w:t>p</w:t>
+      </w:r>
+      <w:r>
+        <w:t>(|a|²−|b|²), and the cross terms between the a-mode and b-mode oscillate at frequency 2E</w:t>
+      </w:r>
+      <w:r>
+        <w:rPr>
+          <w:vertAlign w:val="subscript"/>
+        </w:rPr>
+        <w:t>p</w:t>
+      </w:r>
+      <w:r>
+        <w:t xml:space="preserve"> (the difference between the two modes' individual frequencies, −E</w:t>
+      </w:r>
+      <w:r>
+        <w:rPr>
+          <w:vertAlign w:val="subscript"/>
+        </w:rPr>
+        <w:t>p</w:t>
+      </w:r>
+      <w:r>
+        <w:t xml:space="preserve"> and +E</w:t>
+      </w:r>
+      <w:r>
+        <w:rPr>
+          <w:vertAlign w:val="subscript"/>
+        </w:rPr>
+        <w:t>p</w:t>
+      </w:r>
+      <w:r>
+        <w:t>, is 2E</w:t>
+      </w:r>
+      <w:r>
+        <w:rPr>
+          <w:vertAlign w:val="subscript"/>
+        </w:rPr>
+        <w:t>p</w:t>
+      </w:r>
+      <w:r>
+        <w:t>), giving ρ(t) = 2E</w:t>
+      </w:r>
+      <w:r>
+        <w:rPr>
+          <w:vertAlign w:val="subscript"/>
+        </w:rPr>
+        <w:t>p</w:t>
+      </w:r>
+      <w:r>
+        <w:t>(|a|²−|b|²) + [oscillating terms at frequency 2E</w:t>
+      </w:r>
+      <w:r>
+        <w:rPr>
+          <w:vertAlign w:val="subscript"/>
+        </w:rPr>
+        <w:t>p</w:t>
+      </w:r>
+      <w:r>
+        <w:t xml:space="preserve"> with amplitude proportional to |a||b|], generalizing the pure-oscillation result of Exercise 3 (the a=b case) to unequal amplitudes.</w:t>
       </w:r>
     </w:p>
     <w:p>
@@ -3197,7 +5339,16 @@
         <w:t xml:space="preserve"> </w:t>
       </w:r>
       <w:r>
-        <w:t>Because the equation is second order in t, its general solution (by the same logic as any second-order ordinary differential equation in Lesson 2, Section 6.2) has two independent constants of integration at each point in space, fixed by both φ(x,0) and ∂_tφ(x,0); knowing φ(x,0) alone leaves an undetermined admixture of any solution vanishing at t=0 but with nonzero time derivative there, so the future evolution is genuinely ambiguous without the extra initial data.</w:t>
+        <w:t>Because the equation is second order in t, its general solution (by the same logic as any second-order ordinary differential equation in Lesson 2, Section 6.2) has two independent constants of integration at each point in space, fixed by both φ(x,0) and ∂</w:t>
+      </w:r>
+      <w:r>
+        <w:rPr>
+          <w:vertAlign w:val="subscript"/>
+        </w:rPr>
+        <w:t>t</w:t>
+      </w:r>
+      <w:r>
+        <w:t>φ(x,0); knowing φ(x,0) alone leaves an undetermined admixture of any solution vanishing at t=0 but with nonzero time derivative there, so the future evolution is genuinely ambiguous without the extra initial data.</w:t>
       </w:r>
     </w:p>
     <w:p>
@@ -3211,7 +5362,61 @@
         <w:t xml:space="preserve"> </w:t>
       </w:r>
       <w:r>
-        <w:t>If φ=φ*, then φ*∂^μφ−φ∂^μφ* = φ∂^μφ−φ∂^μφ = 0 identically, so j^μ=i×0=0 for every μ, including ρ=j^0=0 everywhere and always. A vanishing probability density cannot represent any nontrivial particle probability distribution (it would say the particle is nowhere with certainty), so real solutions cannot serve as single-particle probability amplitudes for a charged particle in the sense of Lesson 10.</w:t>
+        <w:t>If φ=φ*, then φ*∂</w:t>
+      </w:r>
+      <w:r>
+        <w:rPr>
+          <w:vertAlign w:val="superscript"/>
+        </w:rPr>
+        <w:t>μ</w:t>
+      </w:r>
+      <w:r>
+        <w:t>φ−φ∂</w:t>
+      </w:r>
+      <w:r>
+        <w:rPr>
+          <w:vertAlign w:val="superscript"/>
+        </w:rPr>
+        <w:t>μ</w:t>
+      </w:r>
+      <w:r>
+        <w:t>φ* = φ∂</w:t>
+      </w:r>
+      <w:r>
+        <w:rPr>
+          <w:vertAlign w:val="superscript"/>
+        </w:rPr>
+        <w:t>μ</w:t>
+      </w:r>
+      <w:r>
+        <w:t>φ−φ∂</w:t>
+      </w:r>
+      <w:r>
+        <w:rPr>
+          <w:vertAlign w:val="superscript"/>
+        </w:rPr>
+        <w:t>μ</w:t>
+      </w:r>
+      <w:r>
+        <w:t>φ = 0 identically, so j</w:t>
+      </w:r>
+      <w:r>
+        <w:rPr>
+          <w:vertAlign w:val="superscript"/>
+        </w:rPr>
+        <w:t>μ</w:t>
+      </w:r>
+      <w:r>
+        <w:t>=i×0=0 for every μ, including ρ=j</w:t>
+      </w:r>
+      <w:r>
+        <w:rPr>
+          <w:vertAlign w:val="superscript"/>
+        </w:rPr>
+        <w:t>0</w:t>
+      </w:r>
+      <w:r>
+        <w:t>=0 everywhere and always. A vanishing probability density cannot represent any nontrivial particle probability distribution (it would say the particle is nowhere with certainty), so real solutions cannot serve as single-particle probability amplitudes for a charged particle in the sense of Lesson 10.</w:t>
       </w:r>
     </w:p>
     <w:p>
@@ -3225,7 +5430,25 @@
         <w:t xml:space="preserve"> </w:t>
       </w:r>
       <w:r>
-        <w:t>A neutral particle, by definition, carries zero electric charge and hence, once the reinterpretation of Section 6.2 is in place, its associated field need not (and for a strictly neutral particle, must not) support a nonzero conserved U(1) current of the kind built in Section 3.1; a real field automatically has j^μ=0 (Exercise 14), matching the physical expectation that a neutral particle's field carries no charge current, whereas a complex field, with independent positive- and negative-energy content mixing to build a generically nonzero j^μ, is required to describe a charged particle capable of being distinguished from its own antiparticle.</w:t>
+        <w:t>A neutral particle, by definition, carries zero electric charge and hence, once the reinterpretation of Section 6.2 is in place, its associated field need not (and for a strictly neutral particle, must not) support a nonzero conserved U(1) current of the kind built in Section 3.1; a real field automatically has j</w:t>
+      </w:r>
+      <w:r>
+        <w:rPr>
+          <w:vertAlign w:val="superscript"/>
+        </w:rPr>
+        <w:t>μ</w:t>
+      </w:r>
+      <w:r>
+        <w:t>=0 (Exercise 14), matching the physical expectation that a neutral particle's field carries no charge current, whereas a complex field, with independent positive- and negative-energy content mixing to build a generically nonzero j</w:t>
+      </w:r>
+      <w:r>
+        <w:rPr>
+          <w:vertAlign w:val="superscript"/>
+        </w:rPr>
+        <w:t>μ</w:t>
+      </w:r>
+      <w:r>
+        <w:t>, is required to describe a charged particle capable of being distinguished from its own antiparticle.</w:t>
       </w:r>
     </w:p>
     <w:p>
@@ -3239,7 +5462,70 @@
         <w:t xml:space="preserve"> </w:t>
       </w:r>
       <w:r>
-        <w:t>The three-momentum integration measure d³p transforms nontrivially under a boost (momenta parallel to the boost direction are stretched or compressed, as in the velocity addition and energy transformation formulas of Lesson 3), but the combination d³p/E_p is known (and can be shown, though the full proof uses the four-dimensional delta function δ(p²−m²) restricted to positive energy, a standard but lengthy manipulation) to be invariant under Lorentz transformations, essentially because it is the surviving three-dimensional measure after integrating a manifestly invariant four-dimensional measure d⁴p δ(p²−m²)θ(p⁰) over p⁰. Since ordinary nonrelativistic completeness used δ³(p−p′) with the flat measure d³p, a relativistically sensible completeness relation must instead pair 2E_p with δ³(p−p′) so that the combined object (2E_p)⁻¹ × [2E_pδ³(p−p′)] integrates correctly against the invariant measure d³p/(2E_p): concretely, ⟨p|p′⟩ = 2E_p(2π)³δ³(p−p′) is the normalization compatible with ∫d³p/((2π)³2E_p) |p⟩⟨p| = I, the covariant resolution of the identity used throughout Lesson 46 onward.</w:t>
+        <w:t>The three-momentum integration measure d³p transforms nontrivially under a boost (momenta parallel to the boost direction are stretched or compressed, as in the velocity addition and energy transformation formulas of Lesson 3), but the combination d³p/E</w:t>
+      </w:r>
+      <w:r>
+        <w:rPr>
+          <w:vertAlign w:val="subscript"/>
+        </w:rPr>
+        <w:t>p</w:t>
+      </w:r>
+      <w:r>
+        <w:t xml:space="preserve"> is known (and can be shown, though the full proof uses the four-dimensional delta function δ(p²−m²) restricted to positive energy, a standard but lengthy manipulation) to be invariant under Lorentz transformations, essentially because it is the surviving three-dimensional measure after integrating a manifestly invariant four-dimensional measure d⁴p δ(p²−m²)θ(p⁰) over p⁰. Since ordinary nonrelativistic completeness used δ³(p−p′) with the flat measure d³p, a relativistically sensible completeness relation must instead pair 2E</w:t>
+      </w:r>
+      <w:r>
+        <w:rPr>
+          <w:vertAlign w:val="subscript"/>
+        </w:rPr>
+        <w:t>p</w:t>
+      </w:r>
+      <w:r>
+        <w:t xml:space="preserve"> with δ³(p−p′) so that the combined object (2E</w:t>
+      </w:r>
+      <w:r>
+        <w:rPr>
+          <w:vertAlign w:val="subscript"/>
+        </w:rPr>
+        <w:t>p</w:t>
+      </w:r>
+      <w:r>
+        <w:t>)⁻¹ × [2E</w:t>
+      </w:r>
+      <w:r>
+        <w:rPr>
+          <w:vertAlign w:val="subscript"/>
+        </w:rPr>
+        <w:t>p</w:t>
+      </w:r>
+      <w:r>
+        <w:t>δ³(p−p′)] integrates correctly against the invariant measure d³p/(2E</w:t>
+      </w:r>
+      <w:r>
+        <w:rPr>
+          <w:vertAlign w:val="subscript"/>
+        </w:rPr>
+        <w:t>p</w:t>
+      </w:r>
+      <w:r>
+        <w:t>): concretely, ⟨p|p′⟩ = 2E</w:t>
+      </w:r>
+      <w:r>
+        <w:rPr>
+          <w:vertAlign w:val="subscript"/>
+        </w:rPr>
+        <w:t>p</w:t>
+      </w:r>
+      <w:r>
+        <w:t>(2π)³δ³(p−p′) is the normalization compatible with ∫d³p/((2π)³2E</w:t>
+      </w:r>
+      <w:r>
+        <w:rPr>
+          <w:vertAlign w:val="subscript"/>
+        </w:rPr>
+        <w:t>p</w:t>
+      </w:r>
+      <w:r>
+        <w:t>) |p⟩⟨p| = I, the covariant resolution of the identity used throughout Lesson 46 onward.</w:t>
       </w:r>
     </w:p>
     <w:p>
@@ -3247,71 +5533,12 @@
         <w:pStyle w:val="Heading2"/>
       </w:pPr>
       <w:r>
-        <w:t>Mastery checklist</w:t>
+        <w:t>Mastery check</w:t>
       </w:r>
     </w:p>
     <w:p>
-      <w:pPr>
-        <w:pStyle w:val="ListBullet"/>
-      </w:pPr>
-      <w:r>
-        <w:t>I can derive the Klein–Gordon equation from E²=|p|²+m² by the same operator substitution used for the Schrödinger equation.</w:t>
-      </w:r>
-    </w:p>
-    <w:p>
-      <w:pPr>
-        <w:pStyle w:val="ListBullet"/>
-      </w:pPr>
-      <w:r>
-        <w:t>I can verify the equation's Lorentz covariance using the transformation properties of □.</w:t>
-      </w:r>
-    </w:p>
-    <w:p>
-      <w:pPr>
-        <w:pStyle w:val="ListBullet"/>
-      </w:pPr>
-      <w:r>
-        <w:t>I can find both energy branches of the plane-wave solution and explain why both must be present.</w:t>
-      </w:r>
-    </w:p>
-    <w:p>
-      <w:pPr>
-        <w:pStyle w:val="ListBullet"/>
-      </w:pPr>
-      <w:r>
-        <w:t>I can construct the Klein–Gordon current and show explicitly that its time component can be negative.</w:t>
-      </w:r>
-    </w:p>
-    <w:p>
-      <w:pPr>
-        <w:pStyle w:val="ListBullet"/>
-      </w:pPr>
-      <w:r>
-        <w:t>I can explain, in a sentence or two, why the sign problem is tied to the equation being second order in time.</w:t>
-      </w:r>
-    </w:p>
-    <w:p>
-      <w:pPr>
-        <w:pStyle w:val="ListBullet"/>
-      </w:pPr>
-      <w:r>
-        <w:t>I can recover the free Schrödinger equation from the Klein–Gordon equation in the nonrelativistic limit.</w:t>
-      </w:r>
-    </w:p>
-    <w:p>
-      <w:pPr>
-        <w:pStyle w:val="ListBullet"/>
-      </w:pPr>
-      <w:r>
-        <w:t>I can state why restricting to positive-energy solutions by hand fails once interactions are present.</w:t>
-      </w:r>
-    </w:p>
-    <w:p>
-      <w:pPr>
-        <w:pStyle w:val="ListBullet"/>
-      </w:pPr>
-      <w:r>
-        <w:t>I can describe, at least qualitatively, how reinterpreting φ as a field resolves the probability problem.</w:t>
+      <w:r>
+        <w:t>Before moving on, do the Core exercises without looking at the solutions and state this lesson's main result from memory. If both go smoothly, continue; if not, reread the sections the missed exercises cite.</w:t>
       </w:r>
     </w:p>
     <w:p>
@@ -3363,7 +5590,7 @@
         <w:color w:val="5A5A5A"/>
         <w:sz w:val="16"/>
       </w:rPr>
-      <w:t>QED Course   Lesson 18</w:t>
+      <w:t>A QED Course   Lesson 18</w:t>
     </w:r>
   </w:p>
 </w:hdr>
